--- a/site/downloads/handbook-X.docx
+++ b/site/downloads/handbook-X.docx
@@ -1624,7 +1624,52 @@
           <w:b w:val="0"/>
           <w:i w:val="0"/>
         </w:rPr>
-        <w:t>Starter code:</w:t>
+        <w:t>Your code must pass these checks:</w:t>
+      </w:r>
+    </w:p>
+    <w:p>
+      <w:pPr>
+        <w:pStyle w:val="ListBullet"/>
+      </w:pPr>
+      <w:r>
+        <w:rPr>
+          <w:b w:val="0"/>
+          <w:i w:val="0"/>
+        </w:rPr>
+        <w:t>Return the config unchanged when it is valid.</w:t>
+      </w:r>
+    </w:p>
+    <w:p>
+      <w:pPr>
+        <w:pStyle w:val="ListBullet"/>
+      </w:pPr>
+      <w:r>
+        <w:rPr>
+          <w:b w:val="0"/>
+          <w:i w:val="0"/>
+        </w:rPr>
+        <w:t>Name every missing key in one error, so the config is fixed in one go.</w:t>
+      </w:r>
+    </w:p>
+    <w:p>
+      <w:pPr>
+        <w:pStyle w:val="ListBullet"/>
+      </w:pPr>
+      <w:r>
+        <w:rPr>
+          <w:b w:val="0"/>
+          <w:i w:val="0"/>
+        </w:rPr>
+        <w:t>Empty merge keys and min above max are invalid.</w:t>
+      </w:r>
+    </w:p>
+    <w:p>
+      <w:r>
+        <w:rPr>
+          <w:b w:val="0"/>
+          <w:i w:val="0"/>
+        </w:rPr>
+        <w:t>Shape of the answer. The reference solution defines these names. Write the bodies yourself.</w:t>
       </w:r>
     </w:p>
     <w:tbl>
@@ -1662,7 +1707,7 @@
                 <w:b w:val="0"/>
                 <w:sz w:val="16"/>
               </w:rPr>
-              <w:t>def validate_config(raw):</w:t>
+              <w:t># Module constant.</w:t>
             </w:r>
           </w:p>
           <w:p>
@@ -1685,180 +1730,128 @@
                 <w:b w:val="0"/>
                 <w:sz w:val="16"/>
               </w:rPr>
-              <w:t xml:space="preserve">    return raw</w:t>
+              <w:t>REQUIRED_CONFIG_KEYS = ...</w:t>
+            </w:r>
+          </w:p>
+          <w:p>
+            <w:pPr>
+              <w:spacing w:before="0" w:after="0" w:line="240" w:lineRule="auto"/>
+              <w:ind w:left="567" w:hanging="567"/>
+            </w:pPr>
+            <w:r>
+              <w:rPr>
+                <w:rFonts w:ascii="Consolas" w:hAnsi="Consolas" w:eastAsia="Consolas"/>
+                <w:b w:val="0"/>
+                <w:color w:val="5B6875"/>
+                <w:sz w:val="16"/>
+              </w:rPr>
+              <w:t xml:space="preserve">   3  </w:t>
+            </w:r>
+            <w:r>
+              <w:rPr>
+                <w:rFonts w:ascii="Consolas" w:hAnsi="Consolas" w:eastAsia="Consolas"/>
+                <w:b w:val="0"/>
+                <w:sz w:val="16"/>
+              </w:rPr>
+              <w:t xml:space="preserve"> </w:t>
+            </w:r>
+          </w:p>
+          <w:p>
+            <w:pPr>
+              <w:spacing w:before="0" w:after="0" w:line="240" w:lineRule="auto"/>
+              <w:ind w:left="567" w:hanging="567"/>
+            </w:pPr>
+            <w:r>
+              <w:rPr>
+                <w:rFonts w:ascii="Consolas" w:hAnsi="Consolas" w:eastAsia="Consolas"/>
+                <w:b w:val="0"/>
+                <w:color w:val="5B6875"/>
+                <w:sz w:val="16"/>
+              </w:rPr>
+              <w:t xml:space="preserve">   4  </w:t>
+            </w:r>
+            <w:r>
+              <w:rPr>
+                <w:rFonts w:ascii="Consolas" w:hAnsi="Consolas" w:eastAsia="Consolas"/>
+                <w:b w:val="0"/>
+                <w:sz w:val="16"/>
+              </w:rPr>
+              <w:t># Check a pipeline config before any step uses it.</w:t>
+            </w:r>
+          </w:p>
+          <w:p>
+            <w:pPr>
+              <w:spacing w:before="0" w:after="0" w:line="240" w:lineRule="auto"/>
+              <w:ind w:left="567" w:hanging="567"/>
+            </w:pPr>
+            <w:r>
+              <w:rPr>
+                <w:rFonts w:ascii="Consolas" w:hAnsi="Consolas" w:eastAsia="Consolas"/>
+                <w:b w:val="0"/>
+                <w:color w:val="5B6875"/>
+                <w:sz w:val="16"/>
+              </w:rPr>
+              <w:t xml:space="preserve">   5  </w:t>
+            </w:r>
+            <w:r>
+              <w:rPr>
+                <w:rFonts w:ascii="Consolas" w:hAnsi="Consolas" w:eastAsia="Consolas"/>
+                <w:b w:val="0"/>
+                <w:sz w:val="16"/>
+              </w:rPr>
+              <w:t>def validate_config(</w:t>
+            </w:r>
+          </w:p>
+          <w:p>
+            <w:pPr>
+              <w:spacing w:before="0" w:after="0" w:line="240" w:lineRule="auto"/>
+              <w:ind w:left="567" w:hanging="567"/>
+            </w:pPr>
+            <w:r>
+              <w:rPr>
+                <w:rFonts w:ascii="Consolas" w:hAnsi="Consolas" w:eastAsia="Consolas"/>
+                <w:b w:val="0"/>
+                <w:color w:val="5B6875"/>
+                <w:sz w:val="16"/>
+              </w:rPr>
+              <w:t xml:space="preserve">   6  </w:t>
+            </w:r>
+            <w:r>
+              <w:rPr>
+                <w:rFonts w:ascii="Consolas" w:hAnsi="Consolas" w:eastAsia="Consolas"/>
+                <w:b w:val="0"/>
+                <w:sz w:val="16"/>
+              </w:rPr>
+              <w:t xml:space="preserve">    raw: dict[str, object],</w:t>
+            </w:r>
+          </w:p>
+          <w:p>
+            <w:pPr>
+              <w:spacing w:before="0" w:after="0" w:line="240" w:lineRule="auto"/>
+              <w:ind w:left="567" w:hanging="567"/>
+            </w:pPr>
+            <w:r>
+              <w:rPr>
+                <w:rFonts w:ascii="Consolas" w:hAnsi="Consolas" w:eastAsia="Consolas"/>
+                <w:b w:val="0"/>
+                <w:color w:val="5B6875"/>
+                <w:sz w:val="16"/>
+              </w:rPr>
+              <w:t xml:space="preserve">   7  </w:t>
+            </w:r>
+            <w:r>
+              <w:rPr>
+                <w:rFonts w:ascii="Consolas" w:hAnsi="Consolas" w:eastAsia="Consolas"/>
+                <w:b w:val="0"/>
+                <w:sz w:val="16"/>
+              </w:rPr>
+              <w:t>) -&gt; dict[str, object]: ...</w:t>
             </w:r>
           </w:p>
         </w:tc>
       </w:tr>
     </w:tbl>
     <w:p/>
-    <w:p>
-      <w:pPr>
-        <w:pStyle w:val="Heading5"/>
-      </w:pPr>
-      <w:r>
-        <w:t>Exercise 5. Write the function (level 4)</w:t>
-      </w:r>
-    </w:p>
-    <w:p>
-      <w:r>
-        <w:rPr>
-          <w:b w:val="0"/>
-          <w:i w:val="0"/>
-        </w:rPr>
-        <w:t xml:space="preserve">Write </w:t>
-      </w:r>
-      <w:r>
-        <w:rPr>
-          <w:rFonts w:ascii="Consolas" w:hAnsi="Consolas" w:eastAsia="Consolas"/>
-          <w:b w:val="0"/>
-          <w:sz w:val="19"/>
-        </w:rPr>
-        <w:t>enforce(results: list[dict[str, str]]) -&gt; None</w:t>
-      </w:r>
-      <w:r>
-        <w:rPr>
-          <w:b w:val="0"/>
-          <w:i w:val="0"/>
-        </w:rPr>
-        <w:t xml:space="preserve">. Each result has </w:t>
-      </w:r>
-      <w:r>
-        <w:rPr>
-          <w:rFonts w:ascii="Consolas" w:hAnsi="Consolas" w:eastAsia="Consolas"/>
-          <w:b w:val="0"/>
-          <w:sz w:val="19"/>
-        </w:rPr>
-        <w:t>check_name</w:t>
-      </w:r>
-      <w:r>
-        <w:rPr>
-          <w:b w:val="0"/>
-          <w:i w:val="0"/>
-        </w:rPr>
-        <w:t xml:space="preserve">, </w:t>
-      </w:r>
-      <w:r>
-        <w:rPr>
-          <w:rFonts w:ascii="Consolas" w:hAnsi="Consolas" w:eastAsia="Consolas"/>
-          <w:b w:val="0"/>
-          <w:sz w:val="19"/>
-        </w:rPr>
-        <w:t>status</w:t>
-      </w:r>
-      <w:r>
-        <w:rPr>
-          <w:b w:val="0"/>
-          <w:i w:val="0"/>
-        </w:rPr>
-        <w:t xml:space="preserve"> (</w:t>
-      </w:r>
-      <w:r>
-        <w:rPr>
-          <w:rFonts w:ascii="Consolas" w:hAnsi="Consolas" w:eastAsia="Consolas"/>
-          <w:b w:val="0"/>
-          <w:sz w:val="19"/>
-        </w:rPr>
-        <w:t>"PASS"</w:t>
-      </w:r>
-      <w:r>
-        <w:rPr>
-          <w:b w:val="0"/>
-          <w:i w:val="0"/>
-        </w:rPr>
-        <w:t xml:space="preserve">, </w:t>
-      </w:r>
-      <w:r>
-        <w:rPr>
-          <w:rFonts w:ascii="Consolas" w:hAnsi="Consolas" w:eastAsia="Consolas"/>
-          <w:b w:val="0"/>
-          <w:sz w:val="19"/>
-        </w:rPr>
-        <w:t>"FAIL"</w:t>
-      </w:r>
-      <w:r>
-        <w:rPr>
-          <w:b w:val="0"/>
-          <w:i w:val="0"/>
-        </w:rPr>
-        <w:t xml:space="preserve"> or </w:t>
-      </w:r>
-      <w:r>
-        <w:rPr>
-          <w:rFonts w:ascii="Consolas" w:hAnsi="Consolas" w:eastAsia="Consolas"/>
-          <w:b w:val="0"/>
-          <w:sz w:val="19"/>
-        </w:rPr>
-        <w:t>"WARN"</w:t>
-      </w:r>
-      <w:r>
-        <w:rPr>
-          <w:b w:val="0"/>
-          <w:i w:val="0"/>
-        </w:rPr>
-        <w:t xml:space="preserve">) and </w:t>
-      </w:r>
-      <w:r>
-        <w:rPr>
-          <w:rFonts w:ascii="Consolas" w:hAnsi="Consolas" w:eastAsia="Consolas"/>
-          <w:b w:val="0"/>
-          <w:sz w:val="19"/>
-        </w:rPr>
-        <w:t>severity</w:t>
-      </w:r>
-      <w:r>
-        <w:rPr>
-          <w:b w:val="0"/>
-          <w:i w:val="0"/>
-        </w:rPr>
-        <w:t xml:space="preserve"> (</w:t>
-      </w:r>
-      <w:r>
-        <w:rPr>
-          <w:rFonts w:ascii="Consolas" w:hAnsi="Consolas" w:eastAsia="Consolas"/>
-          <w:b w:val="0"/>
-          <w:sz w:val="19"/>
-        </w:rPr>
-        <w:t>"CRITICAL"</w:t>
-      </w:r>
-      <w:r>
-        <w:rPr>
-          <w:b w:val="0"/>
-          <w:i w:val="0"/>
-        </w:rPr>
-        <w:t xml:space="preserve"> or </w:t>
-      </w:r>
-      <w:r>
-        <w:rPr>
-          <w:rFonts w:ascii="Consolas" w:hAnsi="Consolas" w:eastAsia="Consolas"/>
-          <w:b w:val="0"/>
-          <w:sz w:val="19"/>
-        </w:rPr>
-        <w:t>"WARN"</w:t>
-      </w:r>
-      <w:r>
-        <w:rPr>
-          <w:b w:val="0"/>
-          <w:i w:val="0"/>
-        </w:rPr>
-        <w:t xml:space="preserve">). Raise </w:t>
-      </w:r>
-      <w:r>
-        <w:rPr>
-          <w:rFonts w:ascii="Consolas" w:hAnsi="Consolas" w:eastAsia="Consolas"/>
-          <w:b w:val="0"/>
-          <w:sz w:val="19"/>
-        </w:rPr>
-        <w:t>RuntimeError</w:t>
-      </w:r>
-      <w:r>
-        <w:rPr>
-          <w:b w:val="0"/>
-          <w:i w:val="0"/>
-        </w:rPr>
-        <w:t xml:space="preserve"> naming every failed CRITICAL check, in order. WARN results and passes never raise.</w:t>
-      </w:r>
-    </w:p>
     <w:p>
       <w:r>
         <w:rPr>
@@ -1903,7 +1896,7 @@
                 <w:b w:val="0"/>
                 <w:sz w:val="16"/>
               </w:rPr>
-              <w:t>def enforce(results):</w:t>
+              <w:t>def validate_config(raw):</w:t>
             </w:r>
           </w:p>
           <w:p>
@@ -1926,53 +1919,7 @@
                 <w:b w:val="0"/>
                 <w:sz w:val="16"/>
               </w:rPr>
-              <w:t xml:space="preserve">    for r in results:</w:t>
-            </w:r>
-          </w:p>
-          <w:p>
-            <w:pPr>
-              <w:spacing w:before="0" w:after="0" w:line="240" w:lineRule="auto"/>
-              <w:ind w:left="567" w:hanging="567"/>
-            </w:pPr>
-            <w:r>
-              <w:rPr>
-                <w:rFonts w:ascii="Consolas" w:hAnsi="Consolas" w:eastAsia="Consolas"/>
-                <w:b w:val="0"/>
-                <w:color w:val="5B6875"/>
-                <w:sz w:val="16"/>
-              </w:rPr>
-              <w:t xml:space="preserve">   3  </w:t>
-            </w:r>
-            <w:r>
-              <w:rPr>
-                <w:rFonts w:ascii="Consolas" w:hAnsi="Consolas" w:eastAsia="Consolas"/>
-                <w:b w:val="0"/>
-                <w:sz w:val="16"/>
-              </w:rPr>
-              <w:t xml:space="preserve">        if r["status"] != "PASS":</w:t>
-            </w:r>
-          </w:p>
-          <w:p>
-            <w:pPr>
-              <w:spacing w:before="0" w:after="0" w:line="240" w:lineRule="auto"/>
-              <w:ind w:left="567" w:hanging="567"/>
-            </w:pPr>
-            <w:r>
-              <w:rPr>
-                <w:rFonts w:ascii="Consolas" w:hAnsi="Consolas" w:eastAsia="Consolas"/>
-                <w:b w:val="0"/>
-                <w:color w:val="5B6875"/>
-                <w:sz w:val="16"/>
-              </w:rPr>
-              <w:t xml:space="preserve">   4  </w:t>
-            </w:r>
-            <w:r>
-              <w:rPr>
-                <w:rFonts w:ascii="Consolas" w:hAnsi="Consolas" w:eastAsia="Consolas"/>
-                <w:b w:val="0"/>
-                <w:sz w:val="16"/>
-              </w:rPr>
-              <w:t xml:space="preserve">            raise RuntimeError(r["check_name"])</w:t>
+              <w:t xml:space="preserve">    return raw</w:t>
             </w:r>
           </w:p>
         </w:tc>
@@ -1984,16 +1931,16 @@
         <w:pStyle w:val="Heading5"/>
       </w:pPr>
       <w:r>
-        <w:t>Exercise 6. Refactor (level 5)</w:t>
-      </w:r>
-    </w:p>
-    <w:p>
-      <w:r>
-        <w:rPr>
-          <w:b w:val="0"/>
-          <w:i w:val="0"/>
-        </w:rPr>
-        <w:t xml:space="preserve">Refactor the starting pipeline's run log record into </w:t>
+        <w:t>Exercise 5. Write the function (level 4)</w:t>
+      </w:r>
+    </w:p>
+    <w:p>
+      <w:r>
+        <w:rPr>
+          <w:b w:val="0"/>
+          <w:i w:val="0"/>
+        </w:rPr>
+        <w:t xml:space="preserve">Write </w:t>
       </w:r>
       <w:r>
         <w:rPr>
@@ -2001,14 +1948,14 @@
           <w:b w:val="0"/>
           <w:sz w:val="19"/>
         </w:rPr>
-        <w:t>build_run_record(pipeline_name: str, tracker_id: str, wave_id: str, layer: str, rows_processed: int, status: str, error_message: str | None = None) -&gt; dict[str, object]</w:t>
-      </w:r>
-      <w:r>
-        <w:rPr>
-          <w:b w:val="0"/>
-          <w:i w:val="0"/>
-        </w:rPr>
-        <w:t xml:space="preserve">. Return the keys </w:t>
+        <w:t>enforce(results: list[dict[str, str]]) -&gt; None</w:t>
+      </w:r>
+      <w:r>
+        <w:rPr>
+          <w:b w:val="0"/>
+          <w:i w:val="0"/>
+        </w:rPr>
+        <w:t xml:space="preserve">. Each result has </w:t>
       </w:r>
       <w:r>
         <w:rPr>
@@ -2016,7 +1963,7 @@
           <w:b w:val="0"/>
           <w:sz w:val="19"/>
         </w:rPr>
-        <w:t>run_id</w:t>
+        <w:t>check_name</w:t>
       </w:r>
       <w:r>
         <w:rPr>
@@ -2031,7 +1978,22 @@
           <w:b w:val="0"/>
           <w:sz w:val="19"/>
         </w:rPr>
-        <w:t>pipeline_name</w:t>
+        <w:t>status</w:t>
+      </w:r>
+      <w:r>
+        <w:rPr>
+          <w:b w:val="0"/>
+          <w:i w:val="0"/>
+        </w:rPr>
+        <w:t xml:space="preserve"> (</w:t>
+      </w:r>
+      <w:r>
+        <w:rPr>
+          <w:rFonts w:ascii="Consolas" w:hAnsi="Consolas" w:eastAsia="Consolas"/>
+          <w:b w:val="0"/>
+          <w:sz w:val="19"/>
+        </w:rPr>
+        <w:t>"PASS"</w:t>
       </w:r>
       <w:r>
         <w:rPr>
@@ -2046,14 +2008,14 @@
           <w:b w:val="0"/>
           <w:sz w:val="19"/>
         </w:rPr>
-        <w:t>tracker_id</w:t>
-      </w:r>
-      <w:r>
-        <w:rPr>
-          <w:b w:val="0"/>
-          <w:i w:val="0"/>
-        </w:rPr>
-        <w:t xml:space="preserve">, </w:t>
+        <w:t>"FAIL"</w:t>
+      </w:r>
+      <w:r>
+        <w:rPr>
+          <w:b w:val="0"/>
+          <w:i w:val="0"/>
+        </w:rPr>
+        <w:t xml:space="preserve"> or </w:t>
       </w:r>
       <w:r>
         <w:rPr>
@@ -2061,14 +2023,14 @@
           <w:b w:val="0"/>
           <w:sz w:val="19"/>
         </w:rPr>
-        <w:t>wave_id</w:t>
-      </w:r>
-      <w:r>
-        <w:rPr>
-          <w:b w:val="0"/>
-          <w:i w:val="0"/>
-        </w:rPr>
-        <w:t xml:space="preserve">, </w:t>
+        <w:t>"WARN"</w:t>
+      </w:r>
+      <w:r>
+        <w:rPr>
+          <w:b w:val="0"/>
+          <w:i w:val="0"/>
+        </w:rPr>
+        <w:t xml:space="preserve">) and </w:t>
       </w:r>
       <w:r>
         <w:rPr>
@@ -2076,14 +2038,14 @@
           <w:b w:val="0"/>
           <w:sz w:val="19"/>
         </w:rPr>
-        <w:t>layer</w:t>
-      </w:r>
-      <w:r>
-        <w:rPr>
-          <w:b w:val="0"/>
-          <w:i w:val="0"/>
-        </w:rPr>
-        <w:t xml:space="preserve">, </w:t>
+        <w:t>severity</w:t>
+      </w:r>
+      <w:r>
+        <w:rPr>
+          <w:b w:val="0"/>
+          <w:i w:val="0"/>
+        </w:rPr>
+        <w:t xml:space="preserve"> (</w:t>
       </w:r>
       <w:r>
         <w:rPr>
@@ -2091,14 +2053,14 @@
           <w:b w:val="0"/>
           <w:sz w:val="19"/>
         </w:rPr>
-        <w:t>rows_processed</w:t>
-      </w:r>
-      <w:r>
-        <w:rPr>
-          <w:b w:val="0"/>
-          <w:i w:val="0"/>
-        </w:rPr>
-        <w:t xml:space="preserve">, </w:t>
+        <w:t>"CRITICAL"</w:t>
+      </w:r>
+      <w:r>
+        <w:rPr>
+          <w:b w:val="0"/>
+          <w:i w:val="0"/>
+        </w:rPr>
+        <w:t xml:space="preserve"> or </w:t>
       </w:r>
       <w:r>
         <w:rPr>
@@ -2106,14 +2068,14 @@
           <w:b w:val="0"/>
           <w:sz w:val="19"/>
         </w:rPr>
-        <w:t>status</w:t>
-      </w:r>
-      <w:r>
-        <w:rPr>
-          <w:b w:val="0"/>
-          <w:i w:val="0"/>
-        </w:rPr>
-        <w:t xml:space="preserve">, </w:t>
+        <w:t>"WARN"</w:t>
+      </w:r>
+      <w:r>
+        <w:rPr>
+          <w:b w:val="0"/>
+          <w:i w:val="0"/>
+        </w:rPr>
+        <w:t xml:space="preserve">). Raise </w:t>
       </w:r>
       <w:r>
         <w:rPr>
@@ -2121,68 +2083,56 @@
           <w:b w:val="0"/>
           <w:sz w:val="19"/>
         </w:rPr>
-        <w:t>error_message</w:t>
-      </w:r>
-      <w:r>
-        <w:rPr>
-          <w:b w:val="0"/>
-          <w:i w:val="0"/>
-        </w:rPr>
-        <w:t xml:space="preserve"> and </w:t>
-      </w:r>
-      <w:r>
-        <w:rPr>
-          <w:rFonts w:ascii="Consolas" w:hAnsi="Consolas" w:eastAsia="Consolas"/>
-          <w:b w:val="0"/>
-          <w:sz w:val="19"/>
-        </w:rPr>
-        <w:t>run_timestamp</w:t>
-      </w:r>
-      <w:r>
-        <w:rPr>
-          <w:b w:val="0"/>
-          <w:i w:val="0"/>
-        </w:rPr>
-        <w:t xml:space="preserve">. </w:t>
-      </w:r>
-      <w:r>
-        <w:rPr>
-          <w:rFonts w:ascii="Consolas" w:hAnsi="Consolas" w:eastAsia="Consolas"/>
-          <w:b w:val="0"/>
-          <w:sz w:val="19"/>
-        </w:rPr>
-        <w:t>run_id</w:t>
-      </w:r>
-      <w:r>
-        <w:rPr>
-          <w:b w:val="0"/>
-          <w:i w:val="0"/>
-        </w:rPr>
-        <w:t xml:space="preserve"> is a new UUID string. </w:t>
-      </w:r>
-      <w:r>
-        <w:rPr>
-          <w:rFonts w:ascii="Consolas" w:hAnsi="Consolas" w:eastAsia="Consolas"/>
-          <w:b w:val="0"/>
-          <w:sz w:val="19"/>
-        </w:rPr>
-        <w:t>run_timestamp</w:t>
-      </w:r>
-      <w:r>
-        <w:rPr>
-          <w:b w:val="0"/>
-          <w:i w:val="0"/>
-        </w:rPr>
-        <w:t xml:space="preserve"> is an aware UTC datetime.</w:t>
-      </w:r>
-    </w:p>
-    <w:p>
-      <w:r>
-        <w:rPr>
-          <w:b w:val="0"/>
-          <w:i w:val="0"/>
-        </w:rPr>
-        <w:t>Starter code:</w:t>
+        <w:t>RuntimeError</w:t>
+      </w:r>
+      <w:r>
+        <w:rPr>
+          <w:b w:val="0"/>
+          <w:i w:val="0"/>
+        </w:rPr>
+        <w:t xml:space="preserve"> naming every failed CRITICAL check, in order. WARN results and passes never raise.</w:t>
+      </w:r>
+    </w:p>
+    <w:p>
+      <w:r>
+        <w:rPr>
+          <w:b w:val="0"/>
+          <w:i w:val="0"/>
+        </w:rPr>
+        <w:t>Your code must pass these checks:</w:t>
+      </w:r>
+    </w:p>
+    <w:p>
+      <w:pPr>
+        <w:pStyle w:val="ListBullet"/>
+      </w:pPr>
+      <w:r>
+        <w:rPr>
+          <w:b w:val="0"/>
+          <w:i w:val="0"/>
+        </w:rPr>
+        <w:t>WARN results log and continue. They must not raise.</w:t>
+      </w:r>
+    </w:p>
+    <w:p>
+      <w:pPr>
+        <w:pStyle w:val="ListBullet"/>
+      </w:pPr>
+      <w:r>
+        <w:rPr>
+          <w:b w:val="0"/>
+          <w:i w:val="0"/>
+        </w:rPr>
+        <w:t>Name every failed CRITICAL check in one error, and only those.</w:t>
+      </w:r>
+    </w:p>
+    <w:p>
+      <w:r>
+        <w:rPr>
+          <w:b w:val="0"/>
+          <w:i w:val="0"/>
+        </w:rPr>
+        <w:t>Shape of the answer. The reference solution defines these names. Write the bodies yourself.</w:t>
       </w:r>
     </w:p>
     <w:tbl>
@@ -2220,7 +2170,7 @@
                 <w:b w:val="0"/>
                 <w:sz w:val="16"/>
               </w:rPr>
-              <w:t>def build_run_record(pipeline_name, tracker_id, wave_id, layer, rows_processed, status, error_message: str = None):</w:t>
+              <w:t># Stop the pipeline when a CRITICAL check failed.</w:t>
             </w:r>
           </w:p>
           <w:p>
@@ -2243,53 +2193,7 @@
                 <w:b w:val="0"/>
                 <w:sz w:val="16"/>
               </w:rPr>
-              <w:t xml:space="preserve">    return {"run_id": str(uuid.uuid4()), "wave_id": wave_id, "rows": rows_processed,</w:t>
-            </w:r>
-          </w:p>
-          <w:p>
-            <w:pPr>
-              <w:spacing w:before="0" w:after="0" w:line="240" w:lineRule="auto"/>
-              <w:ind w:left="567" w:hanging="567"/>
-            </w:pPr>
-            <w:r>
-              <w:rPr>
-                <w:rFonts w:ascii="Consolas" w:hAnsi="Consolas" w:eastAsia="Consolas"/>
-                <w:b w:val="0"/>
-                <w:color w:val="5B6875"/>
-                <w:sz w:val="16"/>
-              </w:rPr>
-              <w:t xml:space="preserve">   3  </w:t>
-            </w:r>
-            <w:r>
-              <w:rPr>
-                <w:rFonts w:ascii="Consolas" w:hAnsi="Consolas" w:eastAsia="Consolas"/>
-                <w:b w:val="0"/>
-                <w:sz w:val="16"/>
-              </w:rPr>
-              <w:t xml:space="preserve">            "status": status, "error_message": error_message,</w:t>
-            </w:r>
-          </w:p>
-          <w:p>
-            <w:pPr>
-              <w:spacing w:before="0" w:after="0" w:line="240" w:lineRule="auto"/>
-              <w:ind w:left="567" w:hanging="567"/>
-            </w:pPr>
-            <w:r>
-              <w:rPr>
-                <w:rFonts w:ascii="Consolas" w:hAnsi="Consolas" w:eastAsia="Consolas"/>
-                <w:b w:val="0"/>
-                <w:color w:val="5B6875"/>
-                <w:sz w:val="16"/>
-              </w:rPr>
-              <w:t xml:space="preserve">   4  </w:t>
-            </w:r>
-            <w:r>
-              <w:rPr>
-                <w:rFonts w:ascii="Consolas" w:hAnsi="Consolas" w:eastAsia="Consolas"/>
-                <w:b w:val="0"/>
-                <w:sz w:val="16"/>
-              </w:rPr>
-              <w:t xml:space="preserve">            "ts": datetime.utcnow().isoformat()}</w:t>
+              <w:t>def enforce(results: list[dict[str, str]]) -&gt; None: ...</w:t>
             </w:r>
           </w:p>
         </w:tc>
@@ -2297,553 +2201,12 @@
     </w:tbl>
     <w:p/>
     <w:p>
-      <w:pPr>
-        <w:pStyle w:val="Heading4"/>
-      </w:pPr>
-      <w:r>
-        <w:t>Practical: Capstone 1: refactor the NAT pipeline on your laptop</w:t>
-      </w:r>
-    </w:p>
-    <w:p>
-      <w:r>
-        <w:rPr>
-          <w:b w:val="0"/>
-          <w:i w:val="0"/>
-        </w:rPr>
-        <w:t xml:space="preserve">Platform: Laptop. You need Java 17 or 21 and the </w:t>
-      </w:r>
-      <w:r>
-        <w:rPr>
-          <w:rFonts w:ascii="Consolas" w:hAnsi="Consolas" w:eastAsia="Consolas"/>
-          <w:b w:val="0"/>
-          <w:sz w:val="19"/>
-        </w:rPr>
-        <w:t>spark</w:t>
-      </w:r>
-      <w:r>
-        <w:rPr>
-          <w:b w:val="0"/>
-          <w:i w:val="0"/>
-        </w:rPr>
-        <w:t xml:space="preserve"> dependency group (see practice/README.md). The acceptance tests run on a local SparkSession with Delta Lake.</w:t>
-      </w:r>
-    </w:p>
-    <w:p>
-      <w:pPr>
-        <w:pStyle w:val="ListNumber"/>
-      </w:pPr>
-      <w:r>
-        <w:rPr>
-          <w:b w:val="0"/>
-          <w:i w:val="0"/>
-        </w:rPr>
-        <w:t>Read practice/capstone/before_pipeline.py and list every defect you see. Compare your list with the concept section.</w:t>
-      </w:r>
-    </w:p>
-    <w:p>
-      <w:pPr>
-        <w:pStyle w:val="ListNumber"/>
-      </w:pPr>
-      <w:r>
-        <w:rPr>
-          <w:b w:val="0"/>
-          <w:i w:val="0"/>
-        </w:rPr>
-        <w:t>Read practice/tests/test_x1_pipeline.py. Write down, in one line each, what the 11 tests require.</w:t>
-      </w:r>
-    </w:p>
-    <w:p>
-      <w:pPr>
-        <w:pStyle w:val="ListNumber"/>
-      </w:pPr>
-      <w:r>
-        <w:rPr>
-          <w:b w:val="0"/>
-          <w:i w:val="0"/>
-        </w:rPr>
-        <w:t xml:space="preserve">Run </w:t>
-      </w:r>
-      <w:r>
-        <w:rPr>
-          <w:rFonts w:ascii="Consolas" w:hAnsi="Consolas" w:eastAsia="Consolas"/>
-          <w:b w:val="0"/>
-          <w:sz w:val="19"/>
-        </w:rPr>
-        <w:t>pytest practice/tests/test_x1_pipeline.py</w:t>
-      </w:r>
-      <w:r>
-        <w:rPr>
-          <w:b w:val="0"/>
-          <w:i w:val="0"/>
-        </w:rPr>
-        <w:t>. Every test fails with NotImplementedError. That is your starting point.</w:t>
-      </w:r>
-    </w:p>
-    <w:p>
-      <w:pPr>
-        <w:pStyle w:val="ListNumber"/>
-      </w:pPr>
-      <w:r>
-        <w:rPr>
-          <w:b w:val="0"/>
-          <w:i w:val="0"/>
-        </w:rPr>
-        <w:t>Implement load_config and PipelineConfig.</w:t>
-      </w:r>
-      <w:r>
-        <w:rPr>
-          <w:b/>
-          <w:i w:val="0"/>
-        </w:rPr>
-        <w:t>post_init</w:t>
-      </w:r>
-      <w:r>
-        <w:rPr>
-          <w:b w:val="0"/>
-          <w:i w:val="0"/>
-        </w:rPr>
-        <w:t>. Run the two config tests until they pass.</w:t>
-      </w:r>
-    </w:p>
-    <w:p>
-      <w:pPr>
-        <w:pStyle w:val="ListNumber"/>
-      </w:pPr>
-      <w:r>
-        <w:rPr>
-          <w:b w:val="0"/>
-          <w:i w:val="0"/>
-        </w:rPr>
-        <w:t>Implement ingest_bronze, then transform_silver and upsert_silver, then compute_gold. Run the tests after each function.</w:t>
-      </w:r>
-    </w:p>
-    <w:p>
-      <w:pPr>
-        <w:pStyle w:val="ListNumber"/>
-      </w:pPr>
-      <w:r>
-        <w:rPr>
-          <w:b w:val="0"/>
-          <w:i w:val="0"/>
-        </w:rPr>
-        <w:t>Implement run_checks and enforce, then build_run_record, log_run and get_unprocessed_waves.</w:t>
-      </w:r>
-    </w:p>
-    <w:p>
-      <w:pPr>
-        <w:pStyle w:val="ListNumber"/>
-      </w:pPr>
-      <w:r>
-        <w:rPr>
-          <w:b w:val="0"/>
-          <w:i w:val="0"/>
-        </w:rPr>
-        <w:t xml:space="preserve">Run </w:t>
-      </w:r>
-      <w:r>
-        <w:rPr>
-          <w:rFonts w:ascii="Consolas" w:hAnsi="Consolas" w:eastAsia="Consolas"/>
-          <w:b w:val="0"/>
-          <w:sz w:val="19"/>
-        </w:rPr>
-        <w:t>ruff check practice</w:t>
-      </w:r>
-      <w:r>
-        <w:rPr>
-          <w:b w:val="0"/>
-          <w:i w:val="0"/>
-        </w:rPr>
-        <w:t xml:space="preserve"> and </w:t>
-      </w:r>
-      <w:r>
-        <w:rPr>
-          <w:rFonts w:ascii="Consolas" w:hAnsi="Consolas" w:eastAsia="Consolas"/>
-          <w:b w:val="0"/>
-          <w:sz w:val="19"/>
-        </w:rPr>
-        <w:t>mypy</w:t>
-      </w:r>
-      <w:r>
-        <w:rPr>
-          <w:b w:val="0"/>
-          <w:i w:val="0"/>
-        </w:rPr>
-        <w:t>. Fix every finding.</w:t>
-      </w:r>
-    </w:p>
-    <w:p>
-      <w:pPr>
-        <w:pStyle w:val="ListNumber"/>
-      </w:pPr>
-      <w:r>
-        <w:rPr>
-          <w:b w:val="0"/>
-          <w:i w:val="0"/>
-        </w:rPr>
-        <w:t>When all 11 tests pass, compare your module with practice/solutions/x1_pipeline.py. Note two things the reference does differently and why.</w:t>
-      </w:r>
-    </w:p>
-    <w:p>
-      <w:pPr>
-        <w:pStyle w:val="Heading4"/>
-      </w:pPr>
-      <w:r>
-        <w:t>Sources</w:t>
-      </w:r>
-    </w:p>
-    <w:p>
-      <w:pPr>
-        <w:pStyle w:val="ListBullet"/>
-      </w:pPr>
-      <w:r>
-        <w:rPr>
-          <w:b w:val="0"/>
-          <w:i w:val="0"/>
-        </w:rPr>
-        <w:t>The reference solution passes all 11 acceptance tests, and each of five deliberate defects (overwrite on bronze, missing tracker in the gold grain, unfiltered silver waves, cast instead of try_cast, no source dedup before MERGE) fails at least one test. (verified: Local run on PySpark 4.0.4 and delta-spark 4.0.1, September 2026.)</w:t>
-      </w:r>
-    </w:p>
-    <w:p>
-      <w:r>
-        <w:br w:type="page"/>
-      </w:r>
-    </w:p>
-    <w:p>
-      <w:pPr>
-        <w:pStyle w:val="Heading2"/>
-      </w:pPr>
-      <w:r>
-        <w:t>X2 Capstone 2: a unified Fabric solution</w:t>
-      </w:r>
-    </w:p>
-    <w:p>
-      <w:r>
-        <w:rPr>
-          <w:b w:val="0"/>
-          <w:i/>
-        </w:rPr>
-        <w:t>Roadmap: Months 16 to 18: MLOps and deployment; Current work.</w:t>
-      </w:r>
-      <w:r>
-        <w:rPr>
-          <w:b w:val="0"/>
-          <w:i w:val="0"/>
-        </w:rPr>
-        <w:t xml:space="preserve"> Mirror Databricks gold into OneLake, build a Direct Lake model and verify Copilot output.</w:t>
-      </w:r>
-    </w:p>
-    <w:p>
-      <w:pPr>
-        <w:pStyle w:val="Heading3"/>
-      </w:pPr>
-      <w:r>
-        <w:t>X2-L1 Capstone 2: a unified Fabric solution</w:t>
-      </w:r>
-    </w:p>
-    <w:p>
-      <w:pPr>
-        <w:pStyle w:val="Heading4"/>
-      </w:pPr>
-      <w:r>
-        <w:t>Concept</w:t>
-      </w:r>
-    </w:p>
-    <w:p>
-      <w:r>
-        <w:rPr>
-          <w:b w:val="0"/>
-          <w:i w:val="0"/>
-        </w:rPr>
-        <w:t>This capstone brings Track C together, with Track A gold tables as the source. You build one reporting path in Fabric and log every Copilot output you use.</w:t>
-      </w:r>
-    </w:p>
-    <w:p>
-      <w:r>
-        <w:rPr>
-          <w:b/>
-          <w:i w:val="0"/>
-        </w:rPr>
-        <w:t>The brief.</w:t>
-      </w:r>
-      <w:r>
-        <w:rPr>
-          <w:b w:val="0"/>
-          <w:i w:val="0"/>
-        </w:rPr>
-        <w:t xml:space="preserve"> Regional analysts need a weekly reach report on the NAT tracker. The gold table </w:t>
-      </w:r>
-      <w:r>
-        <w:rPr>
-          <w:rFonts w:ascii="Consolas" w:hAnsi="Consolas" w:eastAsia="Consolas"/>
-          <w:b w:val="0"/>
-          <w:sz w:val="19"/>
-        </w:rPr>
-        <w:t>nat_metrics</w:t>
-      </w:r>
-      <w:r>
-        <w:rPr>
-          <w:b w:val="0"/>
-          <w:i w:val="0"/>
-        </w:rPr>
-        <w:t xml:space="preserve"> lives in Unity Catalog on Azure Databricks. Build:</w:t>
-      </w:r>
-    </w:p>
-    <w:p>
-      <w:pPr>
-        <w:pStyle w:val="ListNumber"/>
-      </w:pPr>
-      <w:r>
-        <w:rPr>
-          <w:b w:val="0"/>
-          <w:i w:val="0"/>
-        </w:rPr>
-        <w:t xml:space="preserve">A </w:t>
-      </w:r>
-      <w:r>
-        <w:rPr>
-          <w:b/>
-          <w:i w:val="0"/>
-        </w:rPr>
-        <w:t>mirrored Azure Databricks catalog</w:t>
-      </w:r>
-      <w:r>
-        <w:rPr>
-          <w:b w:val="0"/>
-          <w:i w:val="0"/>
-        </w:rPr>
-        <w:t xml:space="preserve"> item for the gold schema. No data moves: Fabric mirrors the catalog structure and reads the Delta files through shortcuts (C3-L3).</w:t>
-      </w:r>
-    </w:p>
-    <w:p>
-      <w:pPr>
-        <w:pStyle w:val="ListNumber"/>
-      </w:pPr>
-      <w:r>
-        <w:rPr>
-          <w:b w:val="0"/>
-          <w:i w:val="0"/>
-        </w:rPr>
-        <w:t xml:space="preserve">A </w:t>
-      </w:r>
-      <w:r>
-        <w:rPr>
-          <w:b/>
-          <w:i w:val="0"/>
-        </w:rPr>
-        <w:t>Direct Lake on OneLake</w:t>
-      </w:r>
-      <w:r>
-        <w:rPr>
-          <w:b w:val="0"/>
-          <w:i w:val="0"/>
-        </w:rPr>
-        <w:t xml:space="preserve"> semantic model over the mirrored tables, with a star schema and </w:t>
-      </w:r>
-      <w:r>
-        <w:rPr>
-          <w:rFonts w:ascii="Consolas" w:hAnsi="Consolas" w:eastAsia="Consolas"/>
-          <w:b w:val="0"/>
-          <w:sz w:val="19"/>
-        </w:rPr>
-        <w:t>DIVIDE</w:t>
-      </w:r>
-      <w:r>
-        <w:rPr>
-          <w:b w:val="0"/>
-          <w:i w:val="0"/>
-        </w:rPr>
-        <w:t xml:space="preserve"> in every ratio measure (C6).</w:t>
-      </w:r>
-    </w:p>
-    <w:p>
-      <w:pPr>
-        <w:pStyle w:val="ListNumber"/>
-      </w:pPr>
-      <w:r>
-        <w:rPr>
-          <w:b w:val="0"/>
-          <w:i w:val="0"/>
-        </w:rPr>
-        <w:t xml:space="preserve">A </w:t>
-      </w:r>
-      <w:r>
-        <w:rPr>
-          <w:b/>
-          <w:i w:val="0"/>
-        </w:rPr>
-        <w:t>Power BI report</w:t>
-      </w:r>
-      <w:r>
-        <w:rPr>
-          <w:b w:val="0"/>
-          <w:i w:val="0"/>
-        </w:rPr>
-        <w:t xml:space="preserve"> with a wave slicer and a region slicer, drafted with Copilot.</w:t>
-      </w:r>
-    </w:p>
-    <w:p>
-      <w:pPr>
-        <w:pStyle w:val="ListNumber"/>
-      </w:pPr>
-      <w:r>
-        <w:rPr>
-          <w:b/>
-          <w:i w:val="0"/>
-        </w:rPr>
-        <w:t>Access</w:t>
-      </w:r>
-      <w:r>
-        <w:rPr>
-          <w:b w:val="0"/>
-          <w:i w:val="0"/>
-        </w:rPr>
-        <w:t xml:space="preserve"> rebuilt in Fabric. Unity Catalog grants and row filters do not carry over, so analysts are Viewers and OneLake security roles limit rows where needed (C9-L2).</w:t>
-      </w:r>
-    </w:p>
-    <w:p>
-      <w:pPr>
-        <w:pStyle w:val="ListNumber"/>
-      </w:pPr>
-      <w:r>
-        <w:rPr>
-          <w:b w:val="0"/>
-          <w:i w:val="0"/>
-        </w:rPr>
-        <w:t xml:space="preserve">A </w:t>
-      </w:r>
-      <w:r>
-        <w:rPr>
-          <w:b/>
-          <w:i w:val="0"/>
-        </w:rPr>
-        <w:t>verification log</w:t>
-      </w:r>
-      <w:r>
-        <w:rPr>
-          <w:b w:val="0"/>
-          <w:i w:val="0"/>
-        </w:rPr>
-        <w:t>: one row per Copilot output you kept, with how you checked it (C8-L3).</w:t>
-      </w:r>
-    </w:p>
-    <w:p>
-      <w:r>
-        <w:rPr>
-          <w:b/>
-          <w:i w:val="0"/>
-        </w:rPr>
-        <w:t>Constraints to design around</w:t>
-      </w:r>
-      <w:r>
-        <w:rPr>
-          <w:b w:val="0"/>
-          <w:i w:val="0"/>
-        </w:rPr>
-        <w:t xml:space="preserve"> (Microsoft Learn, checked September 2026):</w:t>
-      </w:r>
-    </w:p>
-    <w:p>
-      <w:pPr>
-        <w:pStyle w:val="ListBullet"/>
-      </w:pPr>
-      <w:r>
-        <w:rPr>
-          <w:b w:val="0"/>
-          <w:i w:val="0"/>
-        </w:rPr>
-        <w:t>Tables with row filters or column masks, views and materialized views do not mirror. Publish a gold table that is safe to share.</w:t>
-      </w:r>
-    </w:p>
-    <w:p>
-      <w:pPr>
-        <w:pStyle w:val="ListBullet"/>
-      </w:pPr>
-      <w:r>
-        <w:rPr>
-          <w:b w:val="0"/>
-          <w:i w:val="0"/>
-        </w:rPr>
-        <w:t>One connection credential reads every mirrored table.</w:t>
-      </w:r>
-    </w:p>
-    <w:p>
-      <w:pPr>
-        <w:pStyle w:val="ListBullet"/>
-      </w:pPr>
-      <w:r>
-        <w:rPr>
-          <w:b w:val="0"/>
-          <w:i w:val="0"/>
-        </w:rPr>
-        <w:t xml:space="preserve">Direct Lake on OneLake never falls back to DirectQuery. A table over the SKU guardrail fails to frame, so compact gold with </w:t>
-      </w:r>
-      <w:r>
-        <w:rPr>
-          <w:rFonts w:ascii="Consolas" w:hAnsi="Consolas" w:eastAsia="Consolas"/>
-          <w:b w:val="0"/>
-          <w:sz w:val="19"/>
-        </w:rPr>
-        <w:t>OPTIMIZE</w:t>
-      </w:r>
-      <w:r>
-        <w:rPr>
-          <w:b w:val="0"/>
-          <w:i w:val="0"/>
-        </w:rPr>
-        <w:t>.</w:t>
-      </w:r>
-    </w:p>
-    <w:p>
-      <w:pPr>
-        <w:pStyle w:val="ListBullet"/>
-      </w:pPr>
-      <w:r>
-        <w:rPr>
-          <w:b w:val="0"/>
-          <w:i w:val="0"/>
-        </w:rPr>
-        <w:t>Copilot in Power BI is GA. Copilot output can be inaccurate, and a person able to judge it reviews it.</w:t>
-      </w:r>
-    </w:p>
-    <w:p>
-      <w:r>
-        <w:rPr>
-          <w:b/>
-          <w:i w:val="0"/>
-        </w:rPr>
-        <w:t>What you deliver:</w:t>
-      </w:r>
-      <w:r>
-        <w:rPr>
-          <w:b w:val="0"/>
-          <w:i w:val="0"/>
-        </w:rPr>
-        <w:t xml:space="preserve"> the workspace items, your verification log (template in the lab sheet), and a one-page design note answering the design exercise below. You need a Fabric capacity with Copilot enabled for step 3. Without one, do steps 1, 2, 4 and 5 and draft the measures by hand.</w:t>
-      </w:r>
-    </w:p>
-    <w:p>
-      <w:pPr>
-        <w:pStyle w:val="Heading4"/>
-      </w:pPr>
-      <w:r>
-        <w:t>Why it matters</w:t>
-      </w:r>
-    </w:p>
-    <w:p>
-      <w:r>
-        <w:rPr>
-          <w:b w:val="0"/>
-          <w:i w:val="0"/>
-        </w:rPr>
-        <w:t>Most real reporting work crosses platforms: data engineered in one place, modelled and consumed in another. Each boundary drops something: permissions, freshness guarantees, a filter. This capstone makes you find each boundary on purpose, decide what to rebuild on the far side, and prove that the numbers in the report match the numbers in gold.</w:t>
-      </w:r>
-    </w:p>
-    <w:p>
-      <w:pPr>
-        <w:pStyle w:val="Heading4"/>
-      </w:pPr>
-      <w:r>
-        <w:t>Worked example: weak code</w:t>
+      <w:r>
+        <w:rPr>
+          <w:b w:val="0"/>
+          <w:i w:val="0"/>
+        </w:rPr>
+        <w:t>Starter code:</w:t>
       </w:r>
     </w:p>
     <w:tbl>
@@ -2869,19 +2232,19 @@
             <w:r>
               <w:rPr>
                 <w:rFonts w:ascii="Consolas" w:hAnsi="Consolas" w:eastAsia="Consolas"/>
-                <w:b/>
+                <w:b w:val="0"/>
                 <w:color w:val="5B6875"/>
                 <w:sz w:val="16"/>
               </w:rPr>
-              <w:t xml:space="preserve"> [1]  </w:t>
-            </w:r>
-            <w:r>
-              <w:rPr>
-                <w:rFonts w:ascii="Consolas" w:hAnsi="Consolas" w:eastAsia="Consolas"/>
-                <w:b w:val="0"/>
-                <w:sz w:val="16"/>
-              </w:rPr>
-              <w:t>Mirror: gold schema including v_regional_reach (a view) and nat_metrics (row filter on region)</w:t>
+              <w:t xml:space="preserve">   1  </w:t>
+            </w:r>
+            <w:r>
+              <w:rPr>
+                <w:rFonts w:ascii="Consolas" w:hAnsi="Consolas" w:eastAsia="Consolas"/>
+                <w:b w:val="0"/>
+                <w:sz w:val="16"/>
+              </w:rPr>
+              <w:t>def enforce(results):</w:t>
             </w:r>
           </w:p>
           <w:p>
@@ -2904,7 +2267,7 @@
                 <w:b w:val="0"/>
                 <w:sz w:val="16"/>
               </w:rPr>
-              <w:t>Model: Direct Lake on SQL endpoint, behaviour Automatic</w:t>
+              <w:t xml:space="preserve">    for r in results:</w:t>
             </w:r>
           </w:p>
           <w:p>
@@ -2915,19 +2278,19 @@
             <w:r>
               <w:rPr>
                 <w:rFonts w:ascii="Consolas" w:hAnsi="Consolas" w:eastAsia="Consolas"/>
-                <w:b/>
+                <w:b w:val="0"/>
                 <w:color w:val="5B6875"/>
                 <w:sz w:val="16"/>
               </w:rPr>
-              <w:t xml:space="preserve"> [2]  </w:t>
-            </w:r>
-            <w:r>
-              <w:rPr>
-                <w:rFonts w:ascii="Consolas" w:hAnsi="Consolas" w:eastAsia="Consolas"/>
-                <w:b w:val="0"/>
-                <w:sz w:val="16"/>
-              </w:rPr>
-              <w:t>Measures: accepted from Copilot as generated</w:t>
+              <w:t xml:space="preserve">   3  </w:t>
+            </w:r>
+            <w:r>
+              <w:rPr>
+                <w:rFonts w:ascii="Consolas" w:hAnsi="Consolas" w:eastAsia="Consolas"/>
+                <w:b w:val="0"/>
+                <w:sz w:val="16"/>
+              </w:rPr>
+              <w:t xml:space="preserve">        if r["status"] != "PASS":</w:t>
             </w:r>
           </w:p>
           <w:p>
@@ -2938,84 +2301,262 @@
             <w:r>
               <w:rPr>
                 <w:rFonts w:ascii="Consolas" w:hAnsi="Consolas" w:eastAsia="Consolas"/>
-                <w:b/>
+                <w:b w:val="0"/>
                 <w:color w:val="5B6875"/>
                 <w:sz w:val="16"/>
               </w:rPr>
-              <w:t xml:space="preserve"> [3]  </w:t>
-            </w:r>
-            <w:r>
-              <w:rPr>
-                <w:rFonts w:ascii="Consolas" w:hAnsi="Consolas" w:eastAsia="Consolas"/>
-                <w:b w:val="0"/>
-                <w:sz w:val="16"/>
-              </w:rPr>
-              <w:t>Access: "Unity Catalog already restricts regions"</w:t>
+              <w:t xml:space="preserve">   4  </w:t>
+            </w:r>
+            <w:r>
+              <w:rPr>
+                <w:rFonts w:ascii="Consolas" w:hAnsi="Consolas" w:eastAsia="Consolas"/>
+                <w:b w:val="0"/>
+                <w:sz w:val="16"/>
+              </w:rPr>
+              <w:t xml:space="preserve">            raise RuntimeError(r["check_name"])</w:t>
             </w:r>
           </w:p>
         </w:tc>
       </w:tr>
     </w:tbl>
-    <w:p>
-      <w:pPr>
-        <w:pStyle w:val="ListNumber"/>
-      </w:pPr>
-      <w:r>
-        <w:rPr>
-          <w:b/>
-        </w:rPr>
-        <w:t xml:space="preserve">Line 1. </w:t>
-      </w:r>
-      <w:r>
-        <w:rPr>
-          <w:b w:val="0"/>
-          <w:i w:val="0"/>
-        </w:rPr>
-        <w:t>Neither object mirrors: views and tables with row filters are unsupported.</w:t>
-      </w:r>
-    </w:p>
-    <w:p>
-      <w:pPr>
-        <w:pStyle w:val="ListNumber"/>
-      </w:pPr>
-      <w:r>
-        <w:rPr>
-          <w:b/>
-        </w:rPr>
-        <w:t xml:space="preserve">Line 3. </w:t>
-      </w:r>
-      <w:r>
-        <w:rPr>
-          <w:b w:val="0"/>
-          <w:i w:val="0"/>
-        </w:rPr>
-        <w:t>No check against gold. Copilot output can be inaccurate.</w:t>
-      </w:r>
-    </w:p>
-    <w:p>
-      <w:pPr>
-        <w:pStyle w:val="ListNumber"/>
-      </w:pPr>
-      <w:r>
-        <w:rPr>
-          <w:b/>
-        </w:rPr>
-        <w:t xml:space="preserve">Line 4. </w:t>
-      </w:r>
-      <w:r>
-        <w:rPr>
-          <w:b w:val="0"/>
-          <w:i w:val="0"/>
-        </w:rPr>
-        <w:t>Unity Catalog permissions do not carry over to Fabric.</w:t>
-      </w:r>
-    </w:p>
-    <w:p>
-      <w:pPr>
-        <w:pStyle w:val="Heading4"/>
-      </w:pPr>
-      <w:r>
-        <w:t>Worked example: strong code</w:t>
+    <w:p/>
+    <w:p>
+      <w:pPr>
+        <w:pStyle w:val="Heading5"/>
+      </w:pPr>
+      <w:r>
+        <w:t>Exercise 6. Refactor (level 5)</w:t>
+      </w:r>
+    </w:p>
+    <w:p>
+      <w:r>
+        <w:rPr>
+          <w:b w:val="0"/>
+          <w:i w:val="0"/>
+        </w:rPr>
+        <w:t xml:space="preserve">Refactor the starting pipeline's run log record into </w:t>
+      </w:r>
+      <w:r>
+        <w:rPr>
+          <w:rFonts w:ascii="Consolas" w:hAnsi="Consolas" w:eastAsia="Consolas"/>
+          <w:b w:val="0"/>
+          <w:sz w:val="19"/>
+        </w:rPr>
+        <w:t>build_run_record(pipeline_name: str, tracker_id: str, wave_id: str, layer: str, rows_processed: int, status: str, error_message: str | None = None) -&gt; dict[str, object]</w:t>
+      </w:r>
+      <w:r>
+        <w:rPr>
+          <w:b w:val="0"/>
+          <w:i w:val="0"/>
+        </w:rPr>
+        <w:t xml:space="preserve">. Return the keys </w:t>
+      </w:r>
+      <w:r>
+        <w:rPr>
+          <w:rFonts w:ascii="Consolas" w:hAnsi="Consolas" w:eastAsia="Consolas"/>
+          <w:b w:val="0"/>
+          <w:sz w:val="19"/>
+        </w:rPr>
+        <w:t>run_id</w:t>
+      </w:r>
+      <w:r>
+        <w:rPr>
+          <w:b w:val="0"/>
+          <w:i w:val="0"/>
+        </w:rPr>
+        <w:t xml:space="preserve">, </w:t>
+      </w:r>
+      <w:r>
+        <w:rPr>
+          <w:rFonts w:ascii="Consolas" w:hAnsi="Consolas" w:eastAsia="Consolas"/>
+          <w:b w:val="0"/>
+          <w:sz w:val="19"/>
+        </w:rPr>
+        <w:t>pipeline_name</w:t>
+      </w:r>
+      <w:r>
+        <w:rPr>
+          <w:b w:val="0"/>
+          <w:i w:val="0"/>
+        </w:rPr>
+        <w:t xml:space="preserve">, </w:t>
+      </w:r>
+      <w:r>
+        <w:rPr>
+          <w:rFonts w:ascii="Consolas" w:hAnsi="Consolas" w:eastAsia="Consolas"/>
+          <w:b w:val="0"/>
+          <w:sz w:val="19"/>
+        </w:rPr>
+        <w:t>tracker_id</w:t>
+      </w:r>
+      <w:r>
+        <w:rPr>
+          <w:b w:val="0"/>
+          <w:i w:val="0"/>
+        </w:rPr>
+        <w:t xml:space="preserve">, </w:t>
+      </w:r>
+      <w:r>
+        <w:rPr>
+          <w:rFonts w:ascii="Consolas" w:hAnsi="Consolas" w:eastAsia="Consolas"/>
+          <w:b w:val="0"/>
+          <w:sz w:val="19"/>
+        </w:rPr>
+        <w:t>wave_id</w:t>
+      </w:r>
+      <w:r>
+        <w:rPr>
+          <w:b w:val="0"/>
+          <w:i w:val="0"/>
+        </w:rPr>
+        <w:t xml:space="preserve">, </w:t>
+      </w:r>
+      <w:r>
+        <w:rPr>
+          <w:rFonts w:ascii="Consolas" w:hAnsi="Consolas" w:eastAsia="Consolas"/>
+          <w:b w:val="0"/>
+          <w:sz w:val="19"/>
+        </w:rPr>
+        <w:t>layer</w:t>
+      </w:r>
+      <w:r>
+        <w:rPr>
+          <w:b w:val="0"/>
+          <w:i w:val="0"/>
+        </w:rPr>
+        <w:t xml:space="preserve">, </w:t>
+      </w:r>
+      <w:r>
+        <w:rPr>
+          <w:rFonts w:ascii="Consolas" w:hAnsi="Consolas" w:eastAsia="Consolas"/>
+          <w:b w:val="0"/>
+          <w:sz w:val="19"/>
+        </w:rPr>
+        <w:t>rows_processed</w:t>
+      </w:r>
+      <w:r>
+        <w:rPr>
+          <w:b w:val="0"/>
+          <w:i w:val="0"/>
+        </w:rPr>
+        <w:t xml:space="preserve">, </w:t>
+      </w:r>
+      <w:r>
+        <w:rPr>
+          <w:rFonts w:ascii="Consolas" w:hAnsi="Consolas" w:eastAsia="Consolas"/>
+          <w:b w:val="0"/>
+          <w:sz w:val="19"/>
+        </w:rPr>
+        <w:t>status</w:t>
+      </w:r>
+      <w:r>
+        <w:rPr>
+          <w:b w:val="0"/>
+          <w:i w:val="0"/>
+        </w:rPr>
+        <w:t xml:space="preserve">, </w:t>
+      </w:r>
+      <w:r>
+        <w:rPr>
+          <w:rFonts w:ascii="Consolas" w:hAnsi="Consolas" w:eastAsia="Consolas"/>
+          <w:b w:val="0"/>
+          <w:sz w:val="19"/>
+        </w:rPr>
+        <w:t>error_message</w:t>
+      </w:r>
+      <w:r>
+        <w:rPr>
+          <w:b w:val="0"/>
+          <w:i w:val="0"/>
+        </w:rPr>
+        <w:t xml:space="preserve"> and </w:t>
+      </w:r>
+      <w:r>
+        <w:rPr>
+          <w:rFonts w:ascii="Consolas" w:hAnsi="Consolas" w:eastAsia="Consolas"/>
+          <w:b w:val="0"/>
+          <w:sz w:val="19"/>
+        </w:rPr>
+        <w:t>run_timestamp</w:t>
+      </w:r>
+      <w:r>
+        <w:rPr>
+          <w:b w:val="0"/>
+          <w:i w:val="0"/>
+        </w:rPr>
+        <w:t xml:space="preserve">. </w:t>
+      </w:r>
+      <w:r>
+        <w:rPr>
+          <w:rFonts w:ascii="Consolas" w:hAnsi="Consolas" w:eastAsia="Consolas"/>
+          <w:b w:val="0"/>
+          <w:sz w:val="19"/>
+        </w:rPr>
+        <w:t>run_id</w:t>
+      </w:r>
+      <w:r>
+        <w:rPr>
+          <w:b w:val="0"/>
+          <w:i w:val="0"/>
+        </w:rPr>
+        <w:t xml:space="preserve"> is a new UUID string. </w:t>
+      </w:r>
+      <w:r>
+        <w:rPr>
+          <w:rFonts w:ascii="Consolas" w:hAnsi="Consolas" w:eastAsia="Consolas"/>
+          <w:b w:val="0"/>
+          <w:sz w:val="19"/>
+        </w:rPr>
+        <w:t>run_timestamp</w:t>
+      </w:r>
+      <w:r>
+        <w:rPr>
+          <w:b w:val="0"/>
+          <w:i w:val="0"/>
+        </w:rPr>
+        <w:t xml:space="preserve"> is an aware UTC datetime.</w:t>
+      </w:r>
+    </w:p>
+    <w:p>
+      <w:r>
+        <w:rPr>
+          <w:b w:val="0"/>
+          <w:i w:val="0"/>
+        </w:rPr>
+        <w:t>Your code must pass these checks:</w:t>
+      </w:r>
+    </w:p>
+    <w:p>
+      <w:pPr>
+        <w:pStyle w:val="ListBullet"/>
+      </w:pPr>
+      <w:r>
+        <w:rPr>
+          <w:b w:val="0"/>
+          <w:i w:val="0"/>
+        </w:rPr>
+        <w:t>Return exactly the nine run log keys.</w:t>
+      </w:r>
+    </w:p>
+    <w:p>
+      <w:pPr>
+        <w:pStyle w:val="ListBullet"/>
+      </w:pPr>
+      <w:r>
+        <w:rPr>
+          <w:b w:val="0"/>
+          <w:i w:val="0"/>
+        </w:rPr>
+        <w:t>A new UUID string per call, and an aware UTC datetime, not a string.</w:t>
+      </w:r>
+    </w:p>
+    <w:p>
+      <w:r>
+        <w:rPr>
+          <w:b w:val="0"/>
+          <w:i w:val="0"/>
+        </w:rPr>
+        <w:t>Shape of the answer. The reference solution defines these names. Write the bodies yourself.</w:t>
       </w:r>
     </w:p>
     <w:tbl>
@@ -3041,19 +2582,19 @@
             <w:r>
               <w:rPr>
                 <w:rFonts w:ascii="Consolas" w:hAnsi="Consolas" w:eastAsia="Consolas"/>
-                <w:b/>
+                <w:b w:val="0"/>
                 <w:color w:val="5B6875"/>
                 <w:sz w:val="16"/>
               </w:rPr>
-              <w:t xml:space="preserve"> [1]  </w:t>
-            </w:r>
-            <w:r>
-              <w:rPr>
-                <w:rFonts w:ascii="Consolas" w:hAnsi="Consolas" w:eastAsia="Consolas"/>
-                <w:b w:val="0"/>
-                <w:sz w:val="16"/>
-              </w:rPr>
-              <w:t>Mirror: gold schema with nat_metrics_shareable (no row filter), auto-sync on</w:t>
+              <w:t xml:space="preserve">   1  </w:t>
+            </w:r>
+            <w:r>
+              <w:rPr>
+                <w:rFonts w:ascii="Consolas" w:hAnsi="Consolas" w:eastAsia="Consolas"/>
+                <w:b w:val="0"/>
+                <w:sz w:val="16"/>
+              </w:rPr>
+              <w:t># One run log record with a new run id and an aware UTC timestamp.</w:t>
             </w:r>
           </w:p>
           <w:p>
@@ -3076,7 +2617,7 @@
                 <w:b w:val="0"/>
                 <w:sz w:val="16"/>
               </w:rPr>
-              <w:t>Model: Direct Lake on OneLake, star schema, DIVIDE in every ratio</w:t>
+              <w:t>def build_run_record(</w:t>
             </w:r>
           </w:p>
           <w:p>
@@ -3087,19 +2628,19 @@
             <w:r>
               <w:rPr>
                 <w:rFonts w:ascii="Consolas" w:hAnsi="Consolas" w:eastAsia="Consolas"/>
-                <w:b/>
+                <w:b w:val="0"/>
                 <w:color w:val="5B6875"/>
                 <w:sz w:val="16"/>
               </w:rPr>
-              <w:t xml:space="preserve"> [2]  </w:t>
-            </w:r>
-            <w:r>
-              <w:rPr>
-                <w:rFonts w:ascii="Consolas" w:hAnsi="Consolas" w:eastAsia="Consolas"/>
-                <w:b w:val="0"/>
-                <w:sz w:val="16"/>
-              </w:rPr>
-              <w:t>Measures: Copilot drafts, each checked against a SQL total from gold, logged</w:t>
+              <w:t xml:space="preserve">   3  </w:t>
+            </w:r>
+            <w:r>
+              <w:rPr>
+                <w:rFonts w:ascii="Consolas" w:hAnsi="Consolas" w:eastAsia="Consolas"/>
+                <w:b w:val="0"/>
+                <w:sz w:val="16"/>
+              </w:rPr>
+              <w:t xml:space="preserve">    pipeline_name: str,</w:t>
             </w:r>
           </w:p>
           <w:p>
@@ -3110,395 +2651,170 @@
             <w:r>
               <w:rPr>
                 <w:rFonts w:ascii="Consolas" w:hAnsi="Consolas" w:eastAsia="Consolas"/>
-                <w:b/>
+                <w:b w:val="0"/>
                 <w:color w:val="5B6875"/>
                 <w:sz w:val="16"/>
               </w:rPr>
-              <w:t xml:space="preserve"> [3]  </w:t>
-            </w:r>
-            <w:r>
-              <w:rPr>
-                <w:rFonts w:ascii="Consolas" w:hAnsi="Consolas" w:eastAsia="Consolas"/>
-                <w:b w:val="0"/>
-                <w:sz w:val="16"/>
-              </w:rPr>
-              <w:t>Access: analysts as Viewers, OneLake security role per region on the fact table</w:t>
+              <w:t xml:space="preserve">   4  </w:t>
+            </w:r>
+            <w:r>
+              <w:rPr>
+                <w:rFonts w:ascii="Consolas" w:hAnsi="Consolas" w:eastAsia="Consolas"/>
+                <w:b w:val="0"/>
+                <w:sz w:val="16"/>
+              </w:rPr>
+              <w:t xml:space="preserve">    tracker_id: str,</w:t>
+            </w:r>
+          </w:p>
+          <w:p>
+            <w:pPr>
+              <w:spacing w:before="0" w:after="0" w:line="240" w:lineRule="auto"/>
+              <w:ind w:left="567" w:hanging="567"/>
+            </w:pPr>
+            <w:r>
+              <w:rPr>
+                <w:rFonts w:ascii="Consolas" w:hAnsi="Consolas" w:eastAsia="Consolas"/>
+                <w:b w:val="0"/>
+                <w:color w:val="5B6875"/>
+                <w:sz w:val="16"/>
+              </w:rPr>
+              <w:t xml:space="preserve">   5  </w:t>
+            </w:r>
+            <w:r>
+              <w:rPr>
+                <w:rFonts w:ascii="Consolas" w:hAnsi="Consolas" w:eastAsia="Consolas"/>
+                <w:b w:val="0"/>
+                <w:sz w:val="16"/>
+              </w:rPr>
+              <w:t xml:space="preserve">    wave_id: str,</w:t>
+            </w:r>
+          </w:p>
+          <w:p>
+            <w:pPr>
+              <w:spacing w:before="0" w:after="0" w:line="240" w:lineRule="auto"/>
+              <w:ind w:left="567" w:hanging="567"/>
+            </w:pPr>
+            <w:r>
+              <w:rPr>
+                <w:rFonts w:ascii="Consolas" w:hAnsi="Consolas" w:eastAsia="Consolas"/>
+                <w:b w:val="0"/>
+                <w:color w:val="5B6875"/>
+                <w:sz w:val="16"/>
+              </w:rPr>
+              <w:t xml:space="preserve">   6  </w:t>
+            </w:r>
+            <w:r>
+              <w:rPr>
+                <w:rFonts w:ascii="Consolas" w:hAnsi="Consolas" w:eastAsia="Consolas"/>
+                <w:b w:val="0"/>
+                <w:sz w:val="16"/>
+              </w:rPr>
+              <w:t xml:space="preserve">    layer: str,</w:t>
+            </w:r>
+          </w:p>
+          <w:p>
+            <w:pPr>
+              <w:spacing w:before="0" w:after="0" w:line="240" w:lineRule="auto"/>
+              <w:ind w:left="567" w:hanging="567"/>
+            </w:pPr>
+            <w:r>
+              <w:rPr>
+                <w:rFonts w:ascii="Consolas" w:hAnsi="Consolas" w:eastAsia="Consolas"/>
+                <w:b w:val="0"/>
+                <w:color w:val="5B6875"/>
+                <w:sz w:val="16"/>
+              </w:rPr>
+              <w:t xml:space="preserve">   7  </w:t>
+            </w:r>
+            <w:r>
+              <w:rPr>
+                <w:rFonts w:ascii="Consolas" w:hAnsi="Consolas" w:eastAsia="Consolas"/>
+                <w:b w:val="0"/>
+                <w:sz w:val="16"/>
+              </w:rPr>
+              <w:t xml:space="preserve">    rows_processed: int,</w:t>
+            </w:r>
+          </w:p>
+          <w:p>
+            <w:pPr>
+              <w:spacing w:before="0" w:after="0" w:line="240" w:lineRule="auto"/>
+              <w:ind w:left="567" w:hanging="567"/>
+            </w:pPr>
+            <w:r>
+              <w:rPr>
+                <w:rFonts w:ascii="Consolas" w:hAnsi="Consolas" w:eastAsia="Consolas"/>
+                <w:b w:val="0"/>
+                <w:color w:val="5B6875"/>
+                <w:sz w:val="16"/>
+              </w:rPr>
+              <w:t xml:space="preserve">   8  </w:t>
+            </w:r>
+            <w:r>
+              <w:rPr>
+                <w:rFonts w:ascii="Consolas" w:hAnsi="Consolas" w:eastAsia="Consolas"/>
+                <w:b w:val="0"/>
+                <w:sz w:val="16"/>
+              </w:rPr>
+              <w:t xml:space="preserve">    status: str,</w:t>
+            </w:r>
+          </w:p>
+          <w:p>
+            <w:pPr>
+              <w:spacing w:before="0" w:after="0" w:line="240" w:lineRule="auto"/>
+              <w:ind w:left="567" w:hanging="567"/>
+            </w:pPr>
+            <w:r>
+              <w:rPr>
+                <w:rFonts w:ascii="Consolas" w:hAnsi="Consolas" w:eastAsia="Consolas"/>
+                <w:b w:val="0"/>
+                <w:color w:val="5B6875"/>
+                <w:sz w:val="16"/>
+              </w:rPr>
+              <w:t xml:space="preserve">   9  </w:t>
+            </w:r>
+            <w:r>
+              <w:rPr>
+                <w:rFonts w:ascii="Consolas" w:hAnsi="Consolas" w:eastAsia="Consolas"/>
+                <w:b w:val="0"/>
+                <w:sz w:val="16"/>
+              </w:rPr>
+              <w:t xml:space="preserve">    error_message: str | None = None,</w:t>
+            </w:r>
+          </w:p>
+          <w:p>
+            <w:pPr>
+              <w:spacing w:before="0" w:after="0" w:line="240" w:lineRule="auto"/>
+              <w:ind w:left="567" w:hanging="567"/>
+            </w:pPr>
+            <w:r>
+              <w:rPr>
+                <w:rFonts w:ascii="Consolas" w:hAnsi="Consolas" w:eastAsia="Consolas"/>
+                <w:b w:val="0"/>
+                <w:color w:val="5B6875"/>
+                <w:sz w:val="16"/>
+              </w:rPr>
+              <w:t xml:space="preserve">  10  </w:t>
+            </w:r>
+            <w:r>
+              <w:rPr>
+                <w:rFonts w:ascii="Consolas" w:hAnsi="Consolas" w:eastAsia="Consolas"/>
+                <w:b w:val="0"/>
+                <w:sz w:val="16"/>
+              </w:rPr>
+              <w:t>) -&gt; dict[str, object]: ...</w:t>
             </w:r>
           </w:p>
         </w:tc>
       </w:tr>
     </w:tbl>
-    <w:p>
-      <w:pPr>
-        <w:pStyle w:val="ListNumber"/>
-      </w:pPr>
-      <w:r>
-        <w:rPr>
-          <w:b/>
-        </w:rPr>
-        <w:t xml:space="preserve">Line 1. </w:t>
-      </w:r>
-      <w:r>
-        <w:rPr>
-          <w:b w:val="0"/>
-          <w:i w:val="0"/>
-        </w:rPr>
-        <w:t>A gold table designed to be mirrored.</w:t>
-      </w:r>
-    </w:p>
-    <w:p>
-      <w:pPr>
-        <w:pStyle w:val="ListNumber"/>
-      </w:pPr>
-      <w:r>
-        <w:rPr>
-          <w:b/>
-        </w:rPr>
-        <w:t xml:space="preserve">Line 3. </w:t>
-      </w:r>
-      <w:r>
-        <w:rPr>
-          <w:b w:val="0"/>
-          <w:i w:val="0"/>
-        </w:rPr>
-        <w:t>Every kept output has a check and a log row.</w:t>
-      </w:r>
-    </w:p>
-    <w:p>
-      <w:pPr>
-        <w:pStyle w:val="ListNumber"/>
-      </w:pPr>
-      <w:r>
-        <w:rPr>
-          <w:b/>
-        </w:rPr>
-        <w:t xml:space="preserve">Line 4. </w:t>
-      </w:r>
-      <w:r>
-        <w:rPr>
-          <w:b w:val="0"/>
-          <w:i w:val="0"/>
-        </w:rPr>
-        <w:t>Row rules rebuilt on the Fabric side.</w:t>
-      </w:r>
-    </w:p>
-    <w:p>
-      <w:r>
-        <w:rPr>
-          <w:b w:val="0"/>
-          <w:i w:val="0"/>
-        </w:rPr>
-        <w:t>Decide what each boundary drops, rebuild it on the far side, and prove the report matches gold.</w:t>
-      </w:r>
-    </w:p>
-    <w:p>
-      <w:pPr>
-        <w:pStyle w:val="Heading4"/>
-      </w:pPr>
-      <w:r>
-        <w:t>Recap card</w:t>
-      </w:r>
-    </w:p>
-    <w:p>
-      <w:pPr>
-        <w:pStyle w:val="ListBullet"/>
-      </w:pPr>
-      <w:r>
-        <w:rPr>
-          <w:b/>
-          <w:i w:val="0"/>
-        </w:rPr>
-        <w:t>Capstone 2 path</w:t>
-      </w:r>
-      <w:r>
-        <w:rPr>
-          <w:b w:val="0"/>
-          <w:i w:val="0"/>
-        </w:rPr>
-        <w:t xml:space="preserve"> Shareable gold table, mirrored catalog, Direct Lake on OneLake model, Fabric access, Copilot report, verification log.</w:t>
-      </w:r>
-    </w:p>
-    <w:p>
-      <w:pPr>
-        <w:pStyle w:val="ListBullet"/>
-      </w:pPr>
-      <w:r>
-        <w:rPr>
-          <w:b/>
-          <w:i w:val="0"/>
-        </w:rPr>
-        <w:t>What does not cross the mirror</w:t>
-      </w:r>
-      <w:r>
-        <w:rPr>
-          <w:b w:val="0"/>
-          <w:i w:val="0"/>
-        </w:rPr>
-        <w:t xml:space="preserve"> Views, tables with row filters or masks, and Unity Catalog permissions.</w:t>
-      </w:r>
-    </w:p>
-    <w:p>
-      <w:pPr>
-        <w:pStyle w:val="ListBullet"/>
-      </w:pPr>
-      <w:r>
-        <w:rPr>
-          <w:b/>
-          <w:i w:val="0"/>
-        </w:rPr>
-        <w:t>A verification log row</w:t>
-      </w:r>
-      <w:r>
-        <w:rPr>
-          <w:b w:val="0"/>
-          <w:i w:val="0"/>
-        </w:rPr>
-        <w:t xml:space="preserve"> Output id, prompt, check method (known data, second method, read-through), result. Failed checks are not published.</w:t>
-      </w:r>
-    </w:p>
-    <w:p>
-      <w:pPr>
-        <w:pStyle w:val="Heading4"/>
-      </w:pPr>
-      <w:r>
-        <w:t>Practice</w:t>
-      </w:r>
-    </w:p>
-    <w:p>
-      <w:pPr>
-        <w:pStyle w:val="Heading5"/>
-      </w:pPr>
-      <w:r>
-        <w:t>Exercise 1. Multiple choice (level 1)</w:t>
-      </w:r>
-    </w:p>
-    <w:p>
-      <w:r>
-        <w:rPr>
-          <w:b w:val="0"/>
-          <w:i w:val="0"/>
-        </w:rPr>
-        <w:t xml:space="preserve">Your gold schema holds </w:t>
-      </w:r>
-      <w:r>
-        <w:rPr>
-          <w:rFonts w:ascii="Consolas" w:hAnsi="Consolas" w:eastAsia="Consolas"/>
-          <w:b w:val="0"/>
-          <w:sz w:val="19"/>
-        </w:rPr>
-        <w:t>nat_metrics</w:t>
-      </w:r>
-      <w:r>
-        <w:rPr>
-          <w:b w:val="0"/>
-          <w:i w:val="0"/>
-        </w:rPr>
-        <w:t xml:space="preserve"> (a Delta table with no policies), </w:t>
-      </w:r>
-      <w:r>
-        <w:rPr>
-          <w:rFonts w:ascii="Consolas" w:hAnsi="Consolas" w:eastAsia="Consolas"/>
-          <w:b w:val="0"/>
-          <w:sz w:val="19"/>
-        </w:rPr>
-        <w:t>v_regional_reach</w:t>
-      </w:r>
-      <w:r>
-        <w:rPr>
-          <w:b w:val="0"/>
-          <w:i w:val="0"/>
-        </w:rPr>
-        <w:t xml:space="preserve"> (a view) and </w:t>
-      </w:r>
-      <w:r>
-        <w:rPr>
-          <w:rFonts w:ascii="Consolas" w:hAnsi="Consolas" w:eastAsia="Consolas"/>
-          <w:b w:val="0"/>
-          <w:sz w:val="19"/>
-        </w:rPr>
-        <w:t>nat_metrics_secure</w:t>
-      </w:r>
-      <w:r>
-        <w:rPr>
-          <w:b w:val="0"/>
-          <w:i w:val="0"/>
-        </w:rPr>
-        <w:t xml:space="preserve"> (a row filter on region). Which appear in the mirrored catalog?</w:t>
-      </w:r>
-    </w:p>
-    <w:p>
-      <w:pPr>
-        <w:pStyle w:val="ListBullet"/>
-      </w:pPr>
-      <w:r>
-        <w:rPr>
-          <w:b w:val="0"/>
-          <w:i w:val="0"/>
-        </w:rPr>
-        <w:t>a) nat_metrics only</w:t>
-      </w:r>
-    </w:p>
-    <w:p>
-      <w:pPr>
-        <w:pStyle w:val="ListBullet"/>
-      </w:pPr>
-      <w:r>
-        <w:rPr>
-          <w:b w:val="0"/>
-          <w:i w:val="0"/>
-        </w:rPr>
-        <w:t>b) All three</w:t>
-      </w:r>
-    </w:p>
-    <w:p>
-      <w:pPr>
-        <w:pStyle w:val="ListBullet"/>
-      </w:pPr>
-      <w:r>
-        <w:rPr>
-          <w:b w:val="0"/>
-          <w:i w:val="0"/>
-        </w:rPr>
-        <w:t>c) nat_metrics and v_regional_reach</w:t>
-      </w:r>
-    </w:p>
-    <w:p>
-      <w:pPr>
-        <w:pStyle w:val="ListBullet"/>
-      </w:pPr>
-      <w:r>
-        <w:rPr>
-          <w:b w:val="0"/>
-          <w:i w:val="0"/>
-        </w:rPr>
-        <w:t>d) nat_metrics and nat_metrics_secure, with the row filter applied</w:t>
-      </w:r>
-    </w:p>
-    <w:p>
-      <w:r>
-        <w:rPr>
-          <w:b/>
-          <w:i w:val="0"/>
-        </w:rPr>
-        <w:t>Why?</w:t>
-      </w:r>
-    </w:p>
-    <w:p>
-      <w:pPr>
-        <w:pStyle w:val="ListBullet"/>
-      </w:pPr>
-      <w:r>
-        <w:rPr>
-          <w:b w:val="0"/>
-          <w:i w:val="0"/>
-        </w:rPr>
-        <w:t>r1) Views and tables with row filters or column masks are not supported for Unity Catalog mirroring.</w:t>
-      </w:r>
-    </w:p>
-    <w:p>
-      <w:pPr>
-        <w:pStyle w:val="ListBullet"/>
-      </w:pPr>
-      <w:r>
-        <w:rPr>
-          <w:b w:val="0"/>
-          <w:i w:val="0"/>
-        </w:rPr>
-        <w:t>r2) Only tables whose names start with nat_ are mirrored.</w:t>
-      </w:r>
-    </w:p>
-    <w:p>
-      <w:pPr>
-        <w:pStyle w:val="Heading5"/>
-      </w:pPr>
-      <w:r>
-        <w:t>Exercise 2. Put in order (level 2)</w:t>
-      </w:r>
-    </w:p>
-    <w:p>
-      <w:r>
-        <w:rPr>
-          <w:b w:val="0"/>
-          <w:i w:val="0"/>
-        </w:rPr>
-        <w:t>Order the build.</w:t>
-      </w:r>
-    </w:p>
-    <w:p>
-      <w:pPr>
-        <w:pStyle w:val="ListBullet"/>
-      </w:pPr>
-      <w:r>
-        <w:rPr>
-          <w:b w:val="0"/>
-          <w:i w:val="0"/>
-        </w:rPr>
-        <w:t>Draft the report with Copilot and log each checked output</w:t>
-      </w:r>
-    </w:p>
-    <w:p>
-      <w:pPr>
-        <w:pStyle w:val="ListBullet"/>
-      </w:pPr>
-      <w:r>
-        <w:rPr>
-          <w:b w:val="0"/>
-          <w:i w:val="0"/>
-        </w:rPr>
-        <w:t>Set Viewer roles and OneLake security roles</w:t>
-      </w:r>
-    </w:p>
-    <w:p>
-      <w:pPr>
-        <w:pStyle w:val="ListBullet"/>
-      </w:pPr>
-      <w:r>
-        <w:rPr>
-          <w:b w:val="0"/>
-          <w:i w:val="0"/>
-        </w:rPr>
-        <w:t>Publish nat_metrics_shareable in gold and run OPTIMIZE</w:t>
-      </w:r>
-    </w:p>
-    <w:p>
-      <w:pPr>
-        <w:pStyle w:val="ListBullet"/>
-      </w:pPr>
-      <w:r>
-        <w:rPr>
-          <w:b w:val="0"/>
-          <w:i w:val="0"/>
-        </w:rPr>
-        <w:t>Build the Direct Lake on OneLake semantic model</w:t>
-      </w:r>
-    </w:p>
-    <w:p>
-      <w:pPr>
-        <w:pStyle w:val="ListBullet"/>
-      </w:pPr>
-      <w:r>
-        <w:rPr>
-          <w:b w:val="0"/>
-          <w:i w:val="0"/>
-        </w:rPr>
-        <w:t>Create the mirrored Azure Databricks catalog item</w:t>
-      </w:r>
-    </w:p>
-    <w:p>
-      <w:pPr>
-        <w:pStyle w:val="Heading5"/>
-      </w:pPr>
-      <w:r>
-        <w:t>Exercise 3. Fill the gap (level 2)</w:t>
-      </w:r>
-    </w:p>
-    <w:p>
-      <w:r>
-        <w:rPr>
-          <w:b w:val="0"/>
-          <w:i w:val="0"/>
-        </w:rPr>
-        <w:t>Complete the reach share measure the report uses, so a zero base shows an empty cell and the wave and region slicers still apply.</w:t>
+    <w:p/>
+    <w:p>
+      <w:r>
+        <w:rPr>
+          <w:b w:val="0"/>
+          <w:i w:val="0"/>
+        </w:rPr>
+        <w:t>Starter code:</w:t>
       </w:r>
     </w:p>
     <w:tbl>
@@ -3536,7 +2852,7 @@
                 <w:b w:val="0"/>
                 <w:sz w:val="16"/>
               </w:rPr>
-              <w:t>Region share =</w:t>
+              <w:t>def build_run_record(pipeline_name, tracker_id, wave_id, layer, rows_processed, status, error_message: str = None):</w:t>
             </w:r>
           </w:p>
           <w:p>
@@ -3559,7 +2875,7 @@
                 <w:b w:val="0"/>
                 <w:sz w:val="16"/>
               </w:rPr>
-              <w:t>VAR this_region = SUM ( fact_reach[weighted_reach] )</w:t>
+              <w:t xml:space="preserve">    return {"run_id": str(uuid.uuid4()), "wave_id": wave_id, "rows": rows_processed,</w:t>
             </w:r>
           </w:p>
           <w:p>
@@ -3582,7 +2898,7 @@
                 <w:b w:val="0"/>
                 <w:sz w:val="16"/>
               </w:rPr>
-              <w:t>VAR all_regions = CALCULATE ( SUM ( fact_reach[weighted_reach] ), ALL ( _____(1) ) )</w:t>
+              <w:t xml:space="preserve">            "status": status, "error_message": error_message,</w:t>
             </w:r>
           </w:p>
           <w:p>
@@ -3605,7 +2921,7 @@
                 <w:b w:val="0"/>
                 <w:sz w:val="16"/>
               </w:rPr>
-              <w:t>RETURN _____(2) ( this_region, all_regions )</w:t>
+              <w:t xml:space="preserve">            "ts": datetime.utcnow().isoformat()}</w:t>
             </w:r>
           </w:p>
         </w:tc>
@@ -3614,9 +2930,1325 @@
     <w:p/>
     <w:p>
       <w:pPr>
+        <w:pStyle w:val="Heading4"/>
+      </w:pPr>
+      <w:r>
+        <w:t>Practical: Capstone 1: refactor the NAT pipeline on your laptop</w:t>
+      </w:r>
+    </w:p>
+    <w:p>
+      <w:r>
+        <w:rPr>
+          <w:b w:val="0"/>
+          <w:i w:val="0"/>
+        </w:rPr>
+        <w:t xml:space="preserve">Platform: Laptop. You need Java 17 or 21 and the </w:t>
+      </w:r>
+      <w:r>
+        <w:rPr>
+          <w:rFonts w:ascii="Consolas" w:hAnsi="Consolas" w:eastAsia="Consolas"/>
+          <w:b w:val="0"/>
+          <w:sz w:val="19"/>
+        </w:rPr>
+        <w:t>spark</w:t>
+      </w:r>
+      <w:r>
+        <w:rPr>
+          <w:b w:val="0"/>
+          <w:i w:val="0"/>
+        </w:rPr>
+        <w:t xml:space="preserve"> dependency group (see practice/README.md). The acceptance tests run on a local SparkSession with Delta Lake.</w:t>
+      </w:r>
+    </w:p>
+    <w:p>
+      <w:pPr>
+        <w:pStyle w:val="ListNumber"/>
+      </w:pPr>
+      <w:r>
+        <w:rPr>
+          <w:b w:val="0"/>
+          <w:i w:val="0"/>
+        </w:rPr>
+        <w:t>Read practice/capstone/before_pipeline.py and list every defect you see. Compare your list with the concept section.</w:t>
+      </w:r>
+    </w:p>
+    <w:p>
+      <w:pPr>
+        <w:pStyle w:val="ListNumber"/>
+      </w:pPr>
+      <w:r>
+        <w:rPr>
+          <w:b w:val="0"/>
+          <w:i w:val="0"/>
+        </w:rPr>
+        <w:t>Read practice/tests/test_x1_pipeline.py. Write down, in one line each, what the 11 tests require.</w:t>
+      </w:r>
+    </w:p>
+    <w:p>
+      <w:pPr>
+        <w:pStyle w:val="ListNumber"/>
+      </w:pPr>
+      <w:r>
+        <w:rPr>
+          <w:b w:val="0"/>
+          <w:i w:val="0"/>
+        </w:rPr>
+        <w:t xml:space="preserve">Run </w:t>
+      </w:r>
+      <w:r>
+        <w:rPr>
+          <w:rFonts w:ascii="Consolas" w:hAnsi="Consolas" w:eastAsia="Consolas"/>
+          <w:b w:val="0"/>
+          <w:sz w:val="19"/>
+        </w:rPr>
+        <w:t>pytest practice/tests/test_x1_pipeline.py</w:t>
+      </w:r>
+      <w:r>
+        <w:rPr>
+          <w:b w:val="0"/>
+          <w:i w:val="0"/>
+        </w:rPr>
+        <w:t>. Every test fails with NotImplementedError. That is your starting point.</w:t>
+      </w:r>
+    </w:p>
+    <w:p>
+      <w:pPr>
+        <w:pStyle w:val="ListNumber"/>
+      </w:pPr>
+      <w:r>
+        <w:rPr>
+          <w:b w:val="0"/>
+          <w:i w:val="0"/>
+        </w:rPr>
+        <w:t>Implement load_config and PipelineConfig.</w:t>
+      </w:r>
+      <w:r>
+        <w:rPr>
+          <w:b/>
+          <w:i w:val="0"/>
+        </w:rPr>
+        <w:t>post_init</w:t>
+      </w:r>
+      <w:r>
+        <w:rPr>
+          <w:b w:val="0"/>
+          <w:i w:val="0"/>
+        </w:rPr>
+        <w:t>. Run the two config tests until they pass.</w:t>
+      </w:r>
+    </w:p>
+    <w:p>
+      <w:pPr>
+        <w:pStyle w:val="ListNumber"/>
+      </w:pPr>
+      <w:r>
+        <w:rPr>
+          <w:b w:val="0"/>
+          <w:i w:val="0"/>
+        </w:rPr>
+        <w:t>Implement ingest_bronze, then transform_silver and upsert_silver, then compute_gold. Run the tests after each function.</w:t>
+      </w:r>
+    </w:p>
+    <w:p>
+      <w:pPr>
+        <w:pStyle w:val="ListNumber"/>
+      </w:pPr>
+      <w:r>
+        <w:rPr>
+          <w:b w:val="0"/>
+          <w:i w:val="0"/>
+        </w:rPr>
+        <w:t>Implement run_checks and enforce, then build_run_record, log_run and get_unprocessed_waves.</w:t>
+      </w:r>
+    </w:p>
+    <w:p>
+      <w:pPr>
+        <w:pStyle w:val="ListNumber"/>
+      </w:pPr>
+      <w:r>
+        <w:rPr>
+          <w:b w:val="0"/>
+          <w:i w:val="0"/>
+        </w:rPr>
+        <w:t xml:space="preserve">Run </w:t>
+      </w:r>
+      <w:r>
+        <w:rPr>
+          <w:rFonts w:ascii="Consolas" w:hAnsi="Consolas" w:eastAsia="Consolas"/>
+          <w:b w:val="0"/>
+          <w:sz w:val="19"/>
+        </w:rPr>
+        <w:t>ruff check practice</w:t>
+      </w:r>
+      <w:r>
+        <w:rPr>
+          <w:b w:val="0"/>
+          <w:i w:val="0"/>
+        </w:rPr>
+        <w:t xml:space="preserve"> and </w:t>
+      </w:r>
+      <w:r>
+        <w:rPr>
+          <w:rFonts w:ascii="Consolas" w:hAnsi="Consolas" w:eastAsia="Consolas"/>
+          <w:b w:val="0"/>
+          <w:sz w:val="19"/>
+        </w:rPr>
+        <w:t>mypy</w:t>
+      </w:r>
+      <w:r>
+        <w:rPr>
+          <w:b w:val="0"/>
+          <w:i w:val="0"/>
+        </w:rPr>
+        <w:t>. Fix every finding.</w:t>
+      </w:r>
+    </w:p>
+    <w:p>
+      <w:pPr>
+        <w:pStyle w:val="ListNumber"/>
+      </w:pPr>
+      <w:r>
+        <w:rPr>
+          <w:b w:val="0"/>
+          <w:i w:val="0"/>
+        </w:rPr>
+        <w:t>When all 11 tests pass, compare your module with practice/solutions/x1_pipeline.py. Note two things the reference does differently and why.</w:t>
+      </w:r>
+    </w:p>
+    <w:p>
+      <w:pPr>
+        <w:pStyle w:val="Heading4"/>
+      </w:pPr>
+      <w:r>
+        <w:t>Sources</w:t>
+      </w:r>
+    </w:p>
+    <w:p>
+      <w:pPr>
+        <w:pStyle w:val="ListBullet"/>
+      </w:pPr>
+      <w:r>
+        <w:rPr>
+          <w:b w:val="0"/>
+          <w:i w:val="0"/>
+        </w:rPr>
+        <w:t>The reference solution passes all 11 acceptance tests, and each of five deliberate defects (overwrite on bronze, missing tracker in the gold grain, unfiltered silver waves, cast instead of try_cast, no source dedup before MERGE) fails at least one test. (verified: Local run on PySpark 4.0.4 and delta-spark 4.0.1, September 2026.)</w:t>
+      </w:r>
+    </w:p>
+    <w:p>
+      <w:r>
+        <w:br w:type="page"/>
+      </w:r>
+    </w:p>
+    <w:p>
+      <w:pPr>
+        <w:pStyle w:val="Heading2"/>
+      </w:pPr>
+      <w:r>
+        <w:t>X2 Capstone 2: a unified Fabric solution</w:t>
+      </w:r>
+    </w:p>
+    <w:p>
+      <w:r>
+        <w:rPr>
+          <w:b w:val="0"/>
+          <w:i/>
+        </w:rPr>
+        <w:t>Roadmap: Months 16 to 18: MLOps and deployment; Current work.</w:t>
+      </w:r>
+      <w:r>
+        <w:rPr>
+          <w:b w:val="0"/>
+          <w:i w:val="0"/>
+        </w:rPr>
+        <w:t xml:space="preserve"> Mirror Databricks gold into OneLake, build a Direct Lake model and verify Copilot output.</w:t>
+      </w:r>
+    </w:p>
+    <w:p>
+      <w:pPr>
+        <w:pStyle w:val="Heading3"/>
+      </w:pPr>
+      <w:r>
+        <w:t>X2-L1 Capstone 2: a unified Fabric solution</w:t>
+      </w:r>
+    </w:p>
+    <w:p>
+      <w:pPr>
+        <w:pStyle w:val="Heading4"/>
+      </w:pPr>
+      <w:r>
+        <w:t>Concept</w:t>
+      </w:r>
+    </w:p>
+    <w:p>
+      <w:r>
+        <w:rPr>
+          <w:b w:val="0"/>
+          <w:i w:val="0"/>
+        </w:rPr>
+        <w:t>This capstone brings Track C together, with Track A gold tables as the source. You build one reporting path in Fabric and log every Copilot output you use.</w:t>
+      </w:r>
+    </w:p>
+    <w:p>
+      <w:r>
+        <w:rPr>
+          <w:b/>
+          <w:i w:val="0"/>
+        </w:rPr>
+        <w:t>The brief.</w:t>
+      </w:r>
+      <w:r>
+        <w:rPr>
+          <w:b w:val="0"/>
+          <w:i w:val="0"/>
+        </w:rPr>
+        <w:t xml:space="preserve"> Regional analysts need a weekly reach report on the NAT tracker. The gold table </w:t>
+      </w:r>
+      <w:r>
+        <w:rPr>
+          <w:rFonts w:ascii="Consolas" w:hAnsi="Consolas" w:eastAsia="Consolas"/>
+          <w:b w:val="0"/>
+          <w:sz w:val="19"/>
+        </w:rPr>
+        <w:t>nat_metrics</w:t>
+      </w:r>
+      <w:r>
+        <w:rPr>
+          <w:b w:val="0"/>
+          <w:i w:val="0"/>
+        </w:rPr>
+        <w:t xml:space="preserve"> lives in Unity Catalog on Azure Databricks. Build:</w:t>
+      </w:r>
+    </w:p>
+    <w:p>
+      <w:pPr>
+        <w:pStyle w:val="ListNumber"/>
+      </w:pPr>
+      <w:r>
+        <w:rPr>
+          <w:b w:val="0"/>
+          <w:i w:val="0"/>
+        </w:rPr>
+        <w:t xml:space="preserve">A </w:t>
+      </w:r>
+      <w:r>
+        <w:rPr>
+          <w:b/>
+          <w:i w:val="0"/>
+        </w:rPr>
+        <w:t>mirrored Azure Databricks catalog</w:t>
+      </w:r>
+      <w:r>
+        <w:rPr>
+          <w:b w:val="0"/>
+          <w:i w:val="0"/>
+        </w:rPr>
+        <w:t xml:space="preserve"> item for the gold schema. No data moves: Fabric mirrors the catalog structure and reads the Delta files through shortcuts (C3-L3).</w:t>
+      </w:r>
+    </w:p>
+    <w:p>
+      <w:pPr>
+        <w:pStyle w:val="ListNumber"/>
+      </w:pPr>
+      <w:r>
+        <w:rPr>
+          <w:b w:val="0"/>
+          <w:i w:val="0"/>
+        </w:rPr>
+        <w:t xml:space="preserve">A </w:t>
+      </w:r>
+      <w:r>
+        <w:rPr>
+          <w:b/>
+          <w:i w:val="0"/>
+        </w:rPr>
+        <w:t>Direct Lake on OneLake</w:t>
+      </w:r>
+      <w:r>
+        <w:rPr>
+          <w:b w:val="0"/>
+          <w:i w:val="0"/>
+        </w:rPr>
+        <w:t xml:space="preserve"> semantic model over the mirrored tables, with a star schema and </w:t>
+      </w:r>
+      <w:r>
+        <w:rPr>
+          <w:rFonts w:ascii="Consolas" w:hAnsi="Consolas" w:eastAsia="Consolas"/>
+          <w:b w:val="0"/>
+          <w:sz w:val="19"/>
+        </w:rPr>
+        <w:t>DIVIDE</w:t>
+      </w:r>
+      <w:r>
+        <w:rPr>
+          <w:b w:val="0"/>
+          <w:i w:val="0"/>
+        </w:rPr>
+        <w:t xml:space="preserve"> in every ratio measure (C6).</w:t>
+      </w:r>
+    </w:p>
+    <w:p>
+      <w:pPr>
+        <w:pStyle w:val="ListNumber"/>
+      </w:pPr>
+      <w:r>
+        <w:rPr>
+          <w:b w:val="0"/>
+          <w:i w:val="0"/>
+        </w:rPr>
+        <w:t xml:space="preserve">A </w:t>
+      </w:r>
+      <w:r>
+        <w:rPr>
+          <w:b/>
+          <w:i w:val="0"/>
+        </w:rPr>
+        <w:t>Power BI report</w:t>
+      </w:r>
+      <w:r>
+        <w:rPr>
+          <w:b w:val="0"/>
+          <w:i w:val="0"/>
+        </w:rPr>
+        <w:t xml:space="preserve"> with a wave slicer and a region slicer, drafted with Copilot.</w:t>
+      </w:r>
+    </w:p>
+    <w:p>
+      <w:pPr>
+        <w:pStyle w:val="ListNumber"/>
+      </w:pPr>
+      <w:r>
+        <w:rPr>
+          <w:b/>
+          <w:i w:val="0"/>
+        </w:rPr>
+        <w:t>Access</w:t>
+      </w:r>
+      <w:r>
+        <w:rPr>
+          <w:b w:val="0"/>
+          <w:i w:val="0"/>
+        </w:rPr>
+        <w:t xml:space="preserve"> rebuilt in Fabric. Unity Catalog grants and row filters do not carry over, so analysts are Viewers and OneLake security roles limit rows where needed (C9-L2).</w:t>
+      </w:r>
+    </w:p>
+    <w:p>
+      <w:pPr>
+        <w:pStyle w:val="ListNumber"/>
+      </w:pPr>
+      <w:r>
+        <w:rPr>
+          <w:b w:val="0"/>
+          <w:i w:val="0"/>
+        </w:rPr>
+        <w:t xml:space="preserve">A </w:t>
+      </w:r>
+      <w:r>
+        <w:rPr>
+          <w:b/>
+          <w:i w:val="0"/>
+        </w:rPr>
+        <w:t>verification log</w:t>
+      </w:r>
+      <w:r>
+        <w:rPr>
+          <w:b w:val="0"/>
+          <w:i w:val="0"/>
+        </w:rPr>
+        <w:t>: one row per Copilot output you kept, with how you checked it (C8-L3).</w:t>
+      </w:r>
+    </w:p>
+    <w:p>
+      <w:r>
+        <w:rPr>
+          <w:b/>
+          <w:i w:val="0"/>
+        </w:rPr>
+        <w:t>Constraints to design around</w:t>
+      </w:r>
+      <w:r>
+        <w:rPr>
+          <w:b w:val="0"/>
+          <w:i w:val="0"/>
+        </w:rPr>
+        <w:t xml:space="preserve"> (Microsoft Learn, checked September 2026):</w:t>
+      </w:r>
+    </w:p>
+    <w:p>
+      <w:pPr>
+        <w:pStyle w:val="ListBullet"/>
+      </w:pPr>
+      <w:r>
+        <w:rPr>
+          <w:b w:val="0"/>
+          <w:i w:val="0"/>
+        </w:rPr>
+        <w:t>Tables with row filters or column masks, views and materialized views do not mirror. Publish a gold table that is safe to share.</w:t>
+      </w:r>
+    </w:p>
+    <w:p>
+      <w:pPr>
+        <w:pStyle w:val="ListBullet"/>
+      </w:pPr>
+      <w:r>
+        <w:rPr>
+          <w:b w:val="0"/>
+          <w:i w:val="0"/>
+        </w:rPr>
+        <w:t>One connection credential reads every mirrored table.</w:t>
+      </w:r>
+    </w:p>
+    <w:p>
+      <w:pPr>
+        <w:pStyle w:val="ListBullet"/>
+      </w:pPr>
+      <w:r>
+        <w:rPr>
+          <w:b w:val="0"/>
+          <w:i w:val="0"/>
+        </w:rPr>
+        <w:t xml:space="preserve">Direct Lake on OneLake never falls back to DirectQuery. A table over the SKU guardrail fails to frame, so compact gold with </w:t>
+      </w:r>
+      <w:r>
+        <w:rPr>
+          <w:rFonts w:ascii="Consolas" w:hAnsi="Consolas" w:eastAsia="Consolas"/>
+          <w:b w:val="0"/>
+          <w:sz w:val="19"/>
+        </w:rPr>
+        <w:t>OPTIMIZE</w:t>
+      </w:r>
+      <w:r>
+        <w:rPr>
+          <w:b w:val="0"/>
+          <w:i w:val="0"/>
+        </w:rPr>
+        <w:t>.</w:t>
+      </w:r>
+    </w:p>
+    <w:p>
+      <w:pPr>
+        <w:pStyle w:val="ListBullet"/>
+      </w:pPr>
+      <w:r>
+        <w:rPr>
+          <w:b w:val="0"/>
+          <w:i w:val="0"/>
+        </w:rPr>
+        <w:t>Copilot in Power BI is GA. Copilot output can be inaccurate, and a person able to judge it reviews it.</w:t>
+      </w:r>
+    </w:p>
+    <w:p>
+      <w:r>
+        <w:rPr>
+          <w:b/>
+          <w:i w:val="0"/>
+        </w:rPr>
+        <w:t>What you deliver:</w:t>
+      </w:r>
+      <w:r>
+        <w:rPr>
+          <w:b w:val="0"/>
+          <w:i w:val="0"/>
+        </w:rPr>
+        <w:t xml:space="preserve"> the workspace items, your verification log (template in the lab sheet), and a one-page design note answering the design exercise below. You need a Fabric capacity with Copilot enabled for step 3. Without one, do steps 1, 2, 4 and 5 and draft the measures by hand.</w:t>
+      </w:r>
+    </w:p>
+    <w:p>
+      <w:pPr>
+        <w:pStyle w:val="Heading4"/>
+      </w:pPr>
+      <w:r>
+        <w:t>Why it matters</w:t>
+      </w:r>
+    </w:p>
+    <w:p>
+      <w:r>
+        <w:rPr>
+          <w:b w:val="0"/>
+          <w:i w:val="0"/>
+        </w:rPr>
+        <w:t>Most real reporting work crosses platforms: data engineered in one place, modelled and consumed in another. Each boundary drops something: permissions, freshness guarantees, a filter. This capstone makes you find each boundary on purpose, decide what to rebuild on the far side, and prove that the numbers in the report match the numbers in gold.</w:t>
+      </w:r>
+    </w:p>
+    <w:p>
+      <w:pPr>
+        <w:pStyle w:val="Heading4"/>
+      </w:pPr>
+      <w:r>
+        <w:t>Worked example: weak code</w:t>
+      </w:r>
+    </w:p>
+    <w:tbl>
+      <w:tblPr>
+        <w:tblW w:type="auto" w:w="0"/>
+        <w:jc w:val="left"/>
+        <w:tblLook w:firstColumn="1" w:firstRow="1" w:lastColumn="0" w:lastRow="0" w:noHBand="0" w:noVBand="1" w:val="04A0"/>
+      </w:tblPr>
+      <w:tblGrid>
+        <w:gridCol w:w="8221"/>
+      </w:tblGrid>
+      <w:tr>
+        <w:tc>
+          <w:tcPr>
+            <w:tcW w:type="dxa" w:w="8221"/>
+            <w:shd w:val="clear" w:color="auto" w:fill="F2F4F7"/>
+          </w:tcPr>
+          <w:p>
+            <w:pPr>
+              <w:spacing w:before="0" w:after="0" w:line="240" w:lineRule="auto"/>
+              <w:ind w:left="567" w:hanging="567"/>
+            </w:pPr>
+            <w:r>
+              <w:rPr>
+                <w:rFonts w:ascii="Consolas" w:hAnsi="Consolas" w:eastAsia="Consolas"/>
+                <w:b/>
+                <w:color w:val="5B6875"/>
+                <w:sz w:val="16"/>
+              </w:rPr>
+              <w:t xml:space="preserve"> [1]  </w:t>
+            </w:r>
+            <w:r>
+              <w:rPr>
+                <w:rFonts w:ascii="Consolas" w:hAnsi="Consolas" w:eastAsia="Consolas"/>
+                <w:b w:val="0"/>
+                <w:sz w:val="16"/>
+              </w:rPr>
+              <w:t>Mirror: gold schema including v_regional_reach (a view) and nat_metrics (row filter on region)</w:t>
+            </w:r>
+          </w:p>
+          <w:p>
+            <w:pPr>
+              <w:spacing w:before="0" w:after="0" w:line="240" w:lineRule="auto"/>
+              <w:ind w:left="567" w:hanging="567"/>
+            </w:pPr>
+            <w:r>
+              <w:rPr>
+                <w:rFonts w:ascii="Consolas" w:hAnsi="Consolas" w:eastAsia="Consolas"/>
+                <w:b w:val="0"/>
+                <w:color w:val="5B6875"/>
+                <w:sz w:val="16"/>
+              </w:rPr>
+              <w:t xml:space="preserve">   2  </w:t>
+            </w:r>
+            <w:r>
+              <w:rPr>
+                <w:rFonts w:ascii="Consolas" w:hAnsi="Consolas" w:eastAsia="Consolas"/>
+                <w:b w:val="0"/>
+                <w:sz w:val="16"/>
+              </w:rPr>
+              <w:t>Model: Direct Lake on SQL endpoint, behaviour Automatic</w:t>
+            </w:r>
+          </w:p>
+          <w:p>
+            <w:pPr>
+              <w:spacing w:before="0" w:after="0" w:line="240" w:lineRule="auto"/>
+              <w:ind w:left="567" w:hanging="567"/>
+            </w:pPr>
+            <w:r>
+              <w:rPr>
+                <w:rFonts w:ascii="Consolas" w:hAnsi="Consolas" w:eastAsia="Consolas"/>
+                <w:b/>
+                <w:color w:val="5B6875"/>
+                <w:sz w:val="16"/>
+              </w:rPr>
+              <w:t xml:space="preserve"> [2]  </w:t>
+            </w:r>
+            <w:r>
+              <w:rPr>
+                <w:rFonts w:ascii="Consolas" w:hAnsi="Consolas" w:eastAsia="Consolas"/>
+                <w:b w:val="0"/>
+                <w:sz w:val="16"/>
+              </w:rPr>
+              <w:t>Measures: accepted from Copilot as generated</w:t>
+            </w:r>
+          </w:p>
+          <w:p>
+            <w:pPr>
+              <w:spacing w:before="0" w:after="0" w:line="240" w:lineRule="auto"/>
+              <w:ind w:left="567" w:hanging="567"/>
+            </w:pPr>
+            <w:r>
+              <w:rPr>
+                <w:rFonts w:ascii="Consolas" w:hAnsi="Consolas" w:eastAsia="Consolas"/>
+                <w:b/>
+                <w:color w:val="5B6875"/>
+                <w:sz w:val="16"/>
+              </w:rPr>
+              <w:t xml:space="preserve"> [3]  </w:t>
+            </w:r>
+            <w:r>
+              <w:rPr>
+                <w:rFonts w:ascii="Consolas" w:hAnsi="Consolas" w:eastAsia="Consolas"/>
+                <w:b w:val="0"/>
+                <w:sz w:val="16"/>
+              </w:rPr>
+              <w:t>Access: "Unity Catalog already restricts regions"</w:t>
+            </w:r>
+          </w:p>
+        </w:tc>
+      </w:tr>
+    </w:tbl>
+    <w:p>
+      <w:pPr>
+        <w:pStyle w:val="ListNumber"/>
+      </w:pPr>
+      <w:r>
+        <w:rPr>
+          <w:b/>
+        </w:rPr>
+        <w:t xml:space="preserve">Line 1. </w:t>
+      </w:r>
+      <w:r>
+        <w:rPr>
+          <w:b w:val="0"/>
+          <w:i w:val="0"/>
+        </w:rPr>
+        <w:t>Neither object mirrors: views and tables with row filters are unsupported.</w:t>
+      </w:r>
+    </w:p>
+    <w:p>
+      <w:pPr>
+        <w:pStyle w:val="ListNumber"/>
+      </w:pPr>
+      <w:r>
+        <w:rPr>
+          <w:b/>
+        </w:rPr>
+        <w:t xml:space="preserve">Line 3. </w:t>
+      </w:r>
+      <w:r>
+        <w:rPr>
+          <w:b w:val="0"/>
+          <w:i w:val="0"/>
+        </w:rPr>
+        <w:t>No check against gold. Copilot output can be inaccurate.</w:t>
+      </w:r>
+    </w:p>
+    <w:p>
+      <w:pPr>
+        <w:pStyle w:val="ListNumber"/>
+      </w:pPr>
+      <w:r>
+        <w:rPr>
+          <w:b/>
+        </w:rPr>
+        <w:t xml:space="preserve">Line 4. </w:t>
+      </w:r>
+      <w:r>
+        <w:rPr>
+          <w:b w:val="0"/>
+          <w:i w:val="0"/>
+        </w:rPr>
+        <w:t>Unity Catalog permissions do not carry over to Fabric.</w:t>
+      </w:r>
+    </w:p>
+    <w:p>
+      <w:pPr>
+        <w:pStyle w:val="Heading4"/>
+      </w:pPr>
+      <w:r>
+        <w:t>Worked example: strong code</w:t>
+      </w:r>
+    </w:p>
+    <w:tbl>
+      <w:tblPr>
+        <w:tblW w:type="auto" w:w="0"/>
+        <w:jc w:val="left"/>
+        <w:tblLook w:firstColumn="1" w:firstRow="1" w:lastColumn="0" w:lastRow="0" w:noHBand="0" w:noVBand="1" w:val="04A0"/>
+      </w:tblPr>
+      <w:tblGrid>
+        <w:gridCol w:w="8221"/>
+      </w:tblGrid>
+      <w:tr>
+        <w:tc>
+          <w:tcPr>
+            <w:tcW w:type="dxa" w:w="8221"/>
+            <w:shd w:val="clear" w:color="auto" w:fill="F2F4F7"/>
+          </w:tcPr>
+          <w:p>
+            <w:pPr>
+              <w:spacing w:before="0" w:after="0" w:line="240" w:lineRule="auto"/>
+              <w:ind w:left="567" w:hanging="567"/>
+            </w:pPr>
+            <w:r>
+              <w:rPr>
+                <w:rFonts w:ascii="Consolas" w:hAnsi="Consolas" w:eastAsia="Consolas"/>
+                <w:b/>
+                <w:color w:val="5B6875"/>
+                <w:sz w:val="16"/>
+              </w:rPr>
+              <w:t xml:space="preserve"> [1]  </w:t>
+            </w:r>
+            <w:r>
+              <w:rPr>
+                <w:rFonts w:ascii="Consolas" w:hAnsi="Consolas" w:eastAsia="Consolas"/>
+                <w:b w:val="0"/>
+                <w:sz w:val="16"/>
+              </w:rPr>
+              <w:t>Mirror: gold schema with nat_metrics_shareable (no row filter), auto-sync on</w:t>
+            </w:r>
+          </w:p>
+          <w:p>
+            <w:pPr>
+              <w:spacing w:before="0" w:after="0" w:line="240" w:lineRule="auto"/>
+              <w:ind w:left="567" w:hanging="567"/>
+            </w:pPr>
+            <w:r>
+              <w:rPr>
+                <w:rFonts w:ascii="Consolas" w:hAnsi="Consolas" w:eastAsia="Consolas"/>
+                <w:b w:val="0"/>
+                <w:color w:val="5B6875"/>
+                <w:sz w:val="16"/>
+              </w:rPr>
+              <w:t xml:space="preserve">   2  </w:t>
+            </w:r>
+            <w:r>
+              <w:rPr>
+                <w:rFonts w:ascii="Consolas" w:hAnsi="Consolas" w:eastAsia="Consolas"/>
+                <w:b w:val="0"/>
+                <w:sz w:val="16"/>
+              </w:rPr>
+              <w:t>Model: Direct Lake on OneLake, star schema, DIVIDE in every ratio</w:t>
+            </w:r>
+          </w:p>
+          <w:p>
+            <w:pPr>
+              <w:spacing w:before="0" w:after="0" w:line="240" w:lineRule="auto"/>
+              <w:ind w:left="567" w:hanging="567"/>
+            </w:pPr>
+            <w:r>
+              <w:rPr>
+                <w:rFonts w:ascii="Consolas" w:hAnsi="Consolas" w:eastAsia="Consolas"/>
+                <w:b/>
+                <w:color w:val="5B6875"/>
+                <w:sz w:val="16"/>
+              </w:rPr>
+              <w:t xml:space="preserve"> [2]  </w:t>
+            </w:r>
+            <w:r>
+              <w:rPr>
+                <w:rFonts w:ascii="Consolas" w:hAnsi="Consolas" w:eastAsia="Consolas"/>
+                <w:b w:val="0"/>
+                <w:sz w:val="16"/>
+              </w:rPr>
+              <w:t>Measures: Copilot drafts, each checked against a SQL total from gold, logged</w:t>
+            </w:r>
+          </w:p>
+          <w:p>
+            <w:pPr>
+              <w:spacing w:before="0" w:after="0" w:line="240" w:lineRule="auto"/>
+              <w:ind w:left="567" w:hanging="567"/>
+            </w:pPr>
+            <w:r>
+              <w:rPr>
+                <w:rFonts w:ascii="Consolas" w:hAnsi="Consolas" w:eastAsia="Consolas"/>
+                <w:b/>
+                <w:color w:val="5B6875"/>
+                <w:sz w:val="16"/>
+              </w:rPr>
+              <w:t xml:space="preserve"> [3]  </w:t>
+            </w:r>
+            <w:r>
+              <w:rPr>
+                <w:rFonts w:ascii="Consolas" w:hAnsi="Consolas" w:eastAsia="Consolas"/>
+                <w:b w:val="0"/>
+                <w:sz w:val="16"/>
+              </w:rPr>
+              <w:t>Access: analysts as Viewers, OneLake security role per region on the fact table</w:t>
+            </w:r>
+          </w:p>
+        </w:tc>
+      </w:tr>
+    </w:tbl>
+    <w:p>
+      <w:pPr>
+        <w:pStyle w:val="ListNumber"/>
+      </w:pPr>
+      <w:r>
+        <w:rPr>
+          <w:b/>
+        </w:rPr>
+        <w:t xml:space="preserve">Line 1. </w:t>
+      </w:r>
+      <w:r>
+        <w:rPr>
+          <w:b w:val="0"/>
+          <w:i w:val="0"/>
+        </w:rPr>
+        <w:t>A gold table designed to be mirrored.</w:t>
+      </w:r>
+    </w:p>
+    <w:p>
+      <w:pPr>
+        <w:pStyle w:val="ListNumber"/>
+      </w:pPr>
+      <w:r>
+        <w:rPr>
+          <w:b/>
+        </w:rPr>
+        <w:t xml:space="preserve">Line 3. </w:t>
+      </w:r>
+      <w:r>
+        <w:rPr>
+          <w:b w:val="0"/>
+          <w:i w:val="0"/>
+        </w:rPr>
+        <w:t>Every kept output has a check and a log row.</w:t>
+      </w:r>
+    </w:p>
+    <w:p>
+      <w:pPr>
+        <w:pStyle w:val="ListNumber"/>
+      </w:pPr>
+      <w:r>
+        <w:rPr>
+          <w:b/>
+        </w:rPr>
+        <w:t xml:space="preserve">Line 4. </w:t>
+      </w:r>
+      <w:r>
+        <w:rPr>
+          <w:b w:val="0"/>
+          <w:i w:val="0"/>
+        </w:rPr>
+        <w:t>Row rules rebuilt on the Fabric side.</w:t>
+      </w:r>
+    </w:p>
+    <w:p>
+      <w:r>
+        <w:rPr>
+          <w:b w:val="0"/>
+          <w:i w:val="0"/>
+        </w:rPr>
+        <w:t>Decide what each boundary drops, rebuild it on the far side, and prove the report matches gold.</w:t>
+      </w:r>
+    </w:p>
+    <w:p>
+      <w:pPr>
+        <w:pStyle w:val="Heading4"/>
+      </w:pPr>
+      <w:r>
+        <w:t>Recap card</w:t>
+      </w:r>
+    </w:p>
+    <w:p>
+      <w:pPr>
+        <w:pStyle w:val="ListBullet"/>
+      </w:pPr>
+      <w:r>
+        <w:rPr>
+          <w:b/>
+          <w:i w:val="0"/>
+        </w:rPr>
+        <w:t>Capstone 2 path</w:t>
+      </w:r>
+      <w:r>
+        <w:rPr>
+          <w:b w:val="0"/>
+          <w:i w:val="0"/>
+        </w:rPr>
+        <w:t xml:space="preserve"> Shareable gold table, mirrored catalog, Direct Lake on OneLake model, Fabric access, Copilot report, verification log.</w:t>
+      </w:r>
+    </w:p>
+    <w:p>
+      <w:pPr>
+        <w:pStyle w:val="ListBullet"/>
+      </w:pPr>
+      <w:r>
+        <w:rPr>
+          <w:b/>
+          <w:i w:val="0"/>
+        </w:rPr>
+        <w:t>What does not cross the mirror</w:t>
+      </w:r>
+      <w:r>
+        <w:rPr>
+          <w:b w:val="0"/>
+          <w:i w:val="0"/>
+        </w:rPr>
+        <w:t xml:space="preserve"> Views, tables with row filters or masks, and Unity Catalog permissions.</w:t>
+      </w:r>
+    </w:p>
+    <w:p>
+      <w:pPr>
+        <w:pStyle w:val="ListBullet"/>
+      </w:pPr>
+      <w:r>
+        <w:rPr>
+          <w:b/>
+          <w:i w:val="0"/>
+        </w:rPr>
+        <w:t>A verification log row</w:t>
+      </w:r>
+      <w:r>
+        <w:rPr>
+          <w:b w:val="0"/>
+          <w:i w:val="0"/>
+        </w:rPr>
+        <w:t xml:space="preserve"> Output id, prompt, check method (known data, second method, read-through), result. Failed checks are not published.</w:t>
+      </w:r>
+    </w:p>
+    <w:p>
+      <w:pPr>
+        <w:pStyle w:val="Heading4"/>
+      </w:pPr>
+      <w:r>
+        <w:t>Practice</w:t>
+      </w:r>
+    </w:p>
+    <w:p>
+      <w:pPr>
         <w:pStyle w:val="Heading5"/>
       </w:pPr>
       <w:r>
+        <w:t>Exercise 1. Multiple choice (level 1)</w:t>
+      </w:r>
+    </w:p>
+    <w:p>
+      <w:r>
+        <w:rPr>
+          <w:b w:val="0"/>
+          <w:i w:val="0"/>
+        </w:rPr>
+        <w:t xml:space="preserve">Your gold schema holds </w:t>
+      </w:r>
+      <w:r>
+        <w:rPr>
+          <w:rFonts w:ascii="Consolas" w:hAnsi="Consolas" w:eastAsia="Consolas"/>
+          <w:b w:val="0"/>
+          <w:sz w:val="19"/>
+        </w:rPr>
+        <w:t>nat_metrics</w:t>
+      </w:r>
+      <w:r>
+        <w:rPr>
+          <w:b w:val="0"/>
+          <w:i w:val="0"/>
+        </w:rPr>
+        <w:t xml:space="preserve"> (a Delta table with no policies), </w:t>
+      </w:r>
+      <w:r>
+        <w:rPr>
+          <w:rFonts w:ascii="Consolas" w:hAnsi="Consolas" w:eastAsia="Consolas"/>
+          <w:b w:val="0"/>
+          <w:sz w:val="19"/>
+        </w:rPr>
+        <w:t>v_regional_reach</w:t>
+      </w:r>
+      <w:r>
+        <w:rPr>
+          <w:b w:val="0"/>
+          <w:i w:val="0"/>
+        </w:rPr>
+        <w:t xml:space="preserve"> (a view) and </w:t>
+      </w:r>
+      <w:r>
+        <w:rPr>
+          <w:rFonts w:ascii="Consolas" w:hAnsi="Consolas" w:eastAsia="Consolas"/>
+          <w:b w:val="0"/>
+          <w:sz w:val="19"/>
+        </w:rPr>
+        <w:t>nat_metrics_secure</w:t>
+      </w:r>
+      <w:r>
+        <w:rPr>
+          <w:b w:val="0"/>
+          <w:i w:val="0"/>
+        </w:rPr>
+        <w:t xml:space="preserve"> (a row filter on region). Which appear in the mirrored catalog?</w:t>
+      </w:r>
+    </w:p>
+    <w:p>
+      <w:pPr>
+        <w:pStyle w:val="ListBullet"/>
+      </w:pPr>
+      <w:r>
+        <w:rPr>
+          <w:b w:val="0"/>
+          <w:i w:val="0"/>
+        </w:rPr>
+        <w:t>a) nat_metrics only</w:t>
+      </w:r>
+    </w:p>
+    <w:p>
+      <w:pPr>
+        <w:pStyle w:val="ListBullet"/>
+      </w:pPr>
+      <w:r>
+        <w:rPr>
+          <w:b w:val="0"/>
+          <w:i w:val="0"/>
+        </w:rPr>
+        <w:t>b) All three</w:t>
+      </w:r>
+    </w:p>
+    <w:p>
+      <w:pPr>
+        <w:pStyle w:val="ListBullet"/>
+      </w:pPr>
+      <w:r>
+        <w:rPr>
+          <w:b w:val="0"/>
+          <w:i w:val="0"/>
+        </w:rPr>
+        <w:t>c) nat_metrics and v_regional_reach</w:t>
+      </w:r>
+    </w:p>
+    <w:p>
+      <w:pPr>
+        <w:pStyle w:val="ListBullet"/>
+      </w:pPr>
+      <w:r>
+        <w:rPr>
+          <w:b w:val="0"/>
+          <w:i w:val="0"/>
+        </w:rPr>
+        <w:t>d) nat_metrics and nat_metrics_secure, with the row filter applied</w:t>
+      </w:r>
+    </w:p>
+    <w:p>
+      <w:r>
+        <w:rPr>
+          <w:b/>
+          <w:i w:val="0"/>
+        </w:rPr>
+        <w:t>Why?</w:t>
+      </w:r>
+    </w:p>
+    <w:p>
+      <w:pPr>
+        <w:pStyle w:val="ListBullet"/>
+      </w:pPr>
+      <w:r>
+        <w:rPr>
+          <w:b w:val="0"/>
+          <w:i w:val="0"/>
+        </w:rPr>
+        <w:t>r1) Views and tables with row filters or column masks are not supported for Unity Catalog mirroring.</w:t>
+      </w:r>
+    </w:p>
+    <w:p>
+      <w:pPr>
+        <w:pStyle w:val="ListBullet"/>
+      </w:pPr>
+      <w:r>
+        <w:rPr>
+          <w:b w:val="0"/>
+          <w:i w:val="0"/>
+        </w:rPr>
+        <w:t>r2) Only tables whose names start with nat_ are mirrored.</w:t>
+      </w:r>
+    </w:p>
+    <w:p>
+      <w:pPr>
+        <w:pStyle w:val="Heading5"/>
+      </w:pPr>
+      <w:r>
+        <w:t>Exercise 2. Put in order (level 2)</w:t>
+      </w:r>
+    </w:p>
+    <w:p>
+      <w:r>
+        <w:rPr>
+          <w:b w:val="0"/>
+          <w:i w:val="0"/>
+        </w:rPr>
+        <w:t>Order the build.</w:t>
+      </w:r>
+    </w:p>
+    <w:p>
+      <w:pPr>
+        <w:pStyle w:val="ListBullet"/>
+      </w:pPr>
+      <w:r>
+        <w:rPr>
+          <w:b w:val="0"/>
+          <w:i w:val="0"/>
+        </w:rPr>
+        <w:t>Draft the report with Copilot and log each checked output</w:t>
+      </w:r>
+    </w:p>
+    <w:p>
+      <w:pPr>
+        <w:pStyle w:val="ListBullet"/>
+      </w:pPr>
+      <w:r>
+        <w:rPr>
+          <w:b w:val="0"/>
+          <w:i w:val="0"/>
+        </w:rPr>
+        <w:t>Set Viewer roles and OneLake security roles</w:t>
+      </w:r>
+    </w:p>
+    <w:p>
+      <w:pPr>
+        <w:pStyle w:val="ListBullet"/>
+      </w:pPr>
+      <w:r>
+        <w:rPr>
+          <w:b w:val="0"/>
+          <w:i w:val="0"/>
+        </w:rPr>
+        <w:t>Publish nat_metrics_shareable in gold and run OPTIMIZE</w:t>
+      </w:r>
+    </w:p>
+    <w:p>
+      <w:pPr>
+        <w:pStyle w:val="ListBullet"/>
+      </w:pPr>
+      <w:r>
+        <w:rPr>
+          <w:b w:val="0"/>
+          <w:i w:val="0"/>
+        </w:rPr>
+        <w:t>Build the Direct Lake on OneLake semantic model</w:t>
+      </w:r>
+    </w:p>
+    <w:p>
+      <w:pPr>
+        <w:pStyle w:val="ListBullet"/>
+      </w:pPr>
+      <w:r>
+        <w:rPr>
+          <w:b w:val="0"/>
+          <w:i w:val="0"/>
+        </w:rPr>
+        <w:t>Create the mirrored Azure Databricks catalog item</w:t>
+      </w:r>
+    </w:p>
+    <w:p>
+      <w:pPr>
+        <w:pStyle w:val="Heading5"/>
+      </w:pPr>
+      <w:r>
+        <w:t>Exercise 3. Fill the gap (level 2)</w:t>
+      </w:r>
+    </w:p>
+    <w:p>
+      <w:r>
+        <w:rPr>
+          <w:b w:val="0"/>
+          <w:i w:val="0"/>
+        </w:rPr>
+        <w:t>Complete the reach share measure the report uses, so a zero base shows an empty cell and the wave and region slicers still apply.</w:t>
+      </w:r>
+    </w:p>
+    <w:tbl>
+      <w:tblPr>
+        <w:tblW w:type="auto" w:w="0"/>
+        <w:jc w:val="left"/>
+        <w:tblLook w:firstColumn="1" w:firstRow="1" w:lastColumn="0" w:lastRow="0" w:noHBand="0" w:noVBand="1" w:val="04A0"/>
+      </w:tblPr>
+      <w:tblGrid>
+        <w:gridCol w:w="8221"/>
+      </w:tblGrid>
+      <w:tr>
+        <w:tc>
+          <w:tcPr>
+            <w:tcW w:type="dxa" w:w="8221"/>
+            <w:shd w:val="clear" w:color="auto" w:fill="F2F4F7"/>
+          </w:tcPr>
+          <w:p>
+            <w:pPr>
+              <w:spacing w:before="0" w:after="0" w:line="240" w:lineRule="auto"/>
+              <w:ind w:left="567" w:hanging="567"/>
+            </w:pPr>
+            <w:r>
+              <w:rPr>
+                <w:rFonts w:ascii="Consolas" w:hAnsi="Consolas" w:eastAsia="Consolas"/>
+                <w:b w:val="0"/>
+                <w:color w:val="5B6875"/>
+                <w:sz w:val="16"/>
+              </w:rPr>
+              <w:t xml:space="preserve">   1  </w:t>
+            </w:r>
+            <w:r>
+              <w:rPr>
+                <w:rFonts w:ascii="Consolas" w:hAnsi="Consolas" w:eastAsia="Consolas"/>
+                <w:b w:val="0"/>
+                <w:sz w:val="16"/>
+              </w:rPr>
+              <w:t>Region share =</w:t>
+            </w:r>
+          </w:p>
+          <w:p>
+            <w:pPr>
+              <w:spacing w:before="0" w:after="0" w:line="240" w:lineRule="auto"/>
+              <w:ind w:left="567" w:hanging="567"/>
+            </w:pPr>
+            <w:r>
+              <w:rPr>
+                <w:rFonts w:ascii="Consolas" w:hAnsi="Consolas" w:eastAsia="Consolas"/>
+                <w:b w:val="0"/>
+                <w:color w:val="5B6875"/>
+                <w:sz w:val="16"/>
+              </w:rPr>
+              <w:t xml:space="preserve">   2  </w:t>
+            </w:r>
+            <w:r>
+              <w:rPr>
+                <w:rFonts w:ascii="Consolas" w:hAnsi="Consolas" w:eastAsia="Consolas"/>
+                <w:b w:val="0"/>
+                <w:sz w:val="16"/>
+              </w:rPr>
+              <w:t>VAR this_region = SUM ( fact_reach[weighted_reach] )</w:t>
+            </w:r>
+          </w:p>
+          <w:p>
+            <w:pPr>
+              <w:spacing w:before="0" w:after="0" w:line="240" w:lineRule="auto"/>
+              <w:ind w:left="567" w:hanging="567"/>
+            </w:pPr>
+            <w:r>
+              <w:rPr>
+                <w:rFonts w:ascii="Consolas" w:hAnsi="Consolas" w:eastAsia="Consolas"/>
+                <w:b w:val="0"/>
+                <w:color w:val="5B6875"/>
+                <w:sz w:val="16"/>
+              </w:rPr>
+              <w:t xml:space="preserve">   3  </w:t>
+            </w:r>
+            <w:r>
+              <w:rPr>
+                <w:rFonts w:ascii="Consolas" w:hAnsi="Consolas" w:eastAsia="Consolas"/>
+                <w:b w:val="0"/>
+                <w:sz w:val="16"/>
+              </w:rPr>
+              <w:t>VAR all_regions = CALCULATE ( SUM ( fact_reach[weighted_reach] ), ALL ( _____(1) ) )</w:t>
+            </w:r>
+          </w:p>
+          <w:p>
+            <w:pPr>
+              <w:spacing w:before="0" w:after="0" w:line="240" w:lineRule="auto"/>
+              <w:ind w:left="567" w:hanging="567"/>
+            </w:pPr>
+            <w:r>
+              <w:rPr>
+                <w:rFonts w:ascii="Consolas" w:hAnsi="Consolas" w:eastAsia="Consolas"/>
+                <w:b w:val="0"/>
+                <w:color w:val="5B6875"/>
+                <w:sz w:val="16"/>
+              </w:rPr>
+              <w:t xml:space="preserve">   4  </w:t>
+            </w:r>
+            <w:r>
+              <w:rPr>
+                <w:rFonts w:ascii="Consolas" w:hAnsi="Consolas" w:eastAsia="Consolas"/>
+                <w:b w:val="0"/>
+                <w:sz w:val="16"/>
+              </w:rPr>
+              <w:t>RETURN _____(2) ( this_region, all_regions )</w:t>
+            </w:r>
+          </w:p>
+        </w:tc>
+      </w:tr>
+    </w:tbl>
+    <w:p/>
+    <w:p>
+      <w:pPr>
+        <w:pStyle w:val="Heading5"/>
+      </w:pPr>
+      <w:r>
         <w:t>Exercise 4. Write the function (level 3)</w:t>
       </w:r>
     </w:p>
@@ -3929,6 +4561,332 @@
         <w:t>.</w:t>
       </w:r>
     </w:p>
+    <w:p>
+      <w:r>
+        <w:rPr>
+          <w:b w:val="0"/>
+          <w:i w:val="0"/>
+        </w:rPr>
+        <w:t>Your code must pass these checks:</w:t>
+      </w:r>
+    </w:p>
+    <w:p>
+      <w:pPr>
+        <w:pStyle w:val="ListBullet"/>
+      </w:pPr>
+      <w:r>
+        <w:rPr>
+          <w:b w:val="0"/>
+          <w:i w:val="0"/>
+        </w:rPr>
+        <w:t>A complete, passing entry has no problems.</w:t>
+      </w:r>
+    </w:p>
+    <w:p>
+      <w:pPr>
+        <w:pStyle w:val="ListBullet"/>
+      </w:pPr>
+      <w:r>
+        <w:rPr>
+          <w:b w:val="0"/>
+          <w:i w:val="0"/>
+        </w:rPr>
+        <w:t>Report missing fields and unknown values in entry order, with '?' for a missing id.</w:t>
+      </w:r>
+    </w:p>
+    <w:p>
+      <w:pPr>
+        <w:pStyle w:val="ListBullet"/>
+      </w:pPr>
+      <w:r>
+        <w:rPr>
+          <w:b w:val="0"/>
+          <w:i w:val="0"/>
+        </w:rPr>
+        <w:t>A failed check is flagged so it is not published.</w:t>
+      </w:r>
+    </w:p>
+    <w:p>
+      <w:r>
+        <w:rPr>
+          <w:b w:val="0"/>
+          <w:i w:val="0"/>
+        </w:rPr>
+        <w:t>Shape of the answer. The reference solution defines these names. Write the bodies yourself.</w:t>
+      </w:r>
+    </w:p>
+    <w:tbl>
+      <w:tblPr>
+        <w:tblW w:type="auto" w:w="0"/>
+        <w:jc w:val="left"/>
+        <w:tblLook w:firstColumn="1" w:firstRow="1" w:lastColumn="0" w:lastRow="0" w:noHBand="0" w:noVBand="1" w:val="04A0"/>
+      </w:tblPr>
+      <w:tblGrid>
+        <w:gridCol w:w="8221"/>
+      </w:tblGrid>
+      <w:tr>
+        <w:tc>
+          <w:tcPr>
+            <w:tcW w:type="dxa" w:w="8221"/>
+            <w:shd w:val="clear" w:color="auto" w:fill="F2F4F7"/>
+          </w:tcPr>
+          <w:p>
+            <w:pPr>
+              <w:spacing w:before="0" w:after="0" w:line="240" w:lineRule="auto"/>
+              <w:ind w:left="567" w:hanging="567"/>
+            </w:pPr>
+            <w:r>
+              <w:rPr>
+                <w:rFonts w:ascii="Consolas" w:hAnsi="Consolas" w:eastAsia="Consolas"/>
+                <w:b w:val="0"/>
+                <w:color w:val="5B6875"/>
+                <w:sz w:val="16"/>
+              </w:rPr>
+              <w:t xml:space="preserve">   1  </w:t>
+            </w:r>
+            <w:r>
+              <w:rPr>
+                <w:rFonts w:ascii="Consolas" w:hAnsi="Consolas" w:eastAsia="Consolas"/>
+                <w:b w:val="0"/>
+                <w:sz w:val="16"/>
+              </w:rPr>
+              <w:t># Module constant.</w:t>
+            </w:r>
+          </w:p>
+          <w:p>
+            <w:pPr>
+              <w:spacing w:before="0" w:after="0" w:line="240" w:lineRule="auto"/>
+              <w:ind w:left="567" w:hanging="567"/>
+            </w:pPr>
+            <w:r>
+              <w:rPr>
+                <w:rFonts w:ascii="Consolas" w:hAnsi="Consolas" w:eastAsia="Consolas"/>
+                <w:b w:val="0"/>
+                <w:color w:val="5B6875"/>
+                <w:sz w:val="16"/>
+              </w:rPr>
+              <w:t xml:space="preserve">   2  </w:t>
+            </w:r>
+            <w:r>
+              <w:rPr>
+                <w:rFonts w:ascii="Consolas" w:hAnsi="Consolas" w:eastAsia="Consolas"/>
+                <w:b w:val="0"/>
+                <w:sz w:val="16"/>
+              </w:rPr>
+              <w:t>REQUIRED_FIELDS = ...</w:t>
+            </w:r>
+          </w:p>
+          <w:p>
+            <w:pPr>
+              <w:spacing w:before="0" w:after="0" w:line="240" w:lineRule="auto"/>
+              <w:ind w:left="567" w:hanging="567"/>
+            </w:pPr>
+            <w:r>
+              <w:rPr>
+                <w:rFonts w:ascii="Consolas" w:hAnsi="Consolas" w:eastAsia="Consolas"/>
+                <w:b w:val="0"/>
+                <w:color w:val="5B6875"/>
+                <w:sz w:val="16"/>
+              </w:rPr>
+              <w:t xml:space="preserve">   3  </w:t>
+            </w:r>
+            <w:r>
+              <w:rPr>
+                <w:rFonts w:ascii="Consolas" w:hAnsi="Consolas" w:eastAsia="Consolas"/>
+                <w:b w:val="0"/>
+                <w:sz w:val="16"/>
+              </w:rPr>
+              <w:t xml:space="preserve"> </w:t>
+            </w:r>
+          </w:p>
+          <w:p>
+            <w:pPr>
+              <w:spacing w:before="0" w:after="0" w:line="240" w:lineRule="auto"/>
+              <w:ind w:left="567" w:hanging="567"/>
+            </w:pPr>
+            <w:r>
+              <w:rPr>
+                <w:rFonts w:ascii="Consolas" w:hAnsi="Consolas" w:eastAsia="Consolas"/>
+                <w:b w:val="0"/>
+                <w:color w:val="5B6875"/>
+                <w:sz w:val="16"/>
+              </w:rPr>
+              <w:t xml:space="preserve">   4  </w:t>
+            </w:r>
+            <w:r>
+              <w:rPr>
+                <w:rFonts w:ascii="Consolas" w:hAnsi="Consolas" w:eastAsia="Consolas"/>
+                <w:b w:val="0"/>
+                <w:sz w:val="16"/>
+              </w:rPr>
+              <w:t># Module constant.</w:t>
+            </w:r>
+          </w:p>
+          <w:p>
+            <w:pPr>
+              <w:spacing w:before="0" w:after="0" w:line="240" w:lineRule="auto"/>
+              <w:ind w:left="567" w:hanging="567"/>
+            </w:pPr>
+            <w:r>
+              <w:rPr>
+                <w:rFonts w:ascii="Consolas" w:hAnsi="Consolas" w:eastAsia="Consolas"/>
+                <w:b w:val="0"/>
+                <w:color w:val="5B6875"/>
+                <w:sz w:val="16"/>
+              </w:rPr>
+              <w:t xml:space="preserve">   5  </w:t>
+            </w:r>
+            <w:r>
+              <w:rPr>
+                <w:rFonts w:ascii="Consolas" w:hAnsi="Consolas" w:eastAsia="Consolas"/>
+                <w:b w:val="0"/>
+                <w:sz w:val="16"/>
+              </w:rPr>
+              <w:t>CHECK_METHODS = ...</w:t>
+            </w:r>
+          </w:p>
+          <w:p>
+            <w:pPr>
+              <w:spacing w:before="0" w:after="0" w:line="240" w:lineRule="auto"/>
+              <w:ind w:left="567" w:hanging="567"/>
+            </w:pPr>
+            <w:r>
+              <w:rPr>
+                <w:rFonts w:ascii="Consolas" w:hAnsi="Consolas" w:eastAsia="Consolas"/>
+                <w:b w:val="0"/>
+                <w:color w:val="5B6875"/>
+                <w:sz w:val="16"/>
+              </w:rPr>
+              <w:t xml:space="preserve">   6  </w:t>
+            </w:r>
+            <w:r>
+              <w:rPr>
+                <w:rFonts w:ascii="Consolas" w:hAnsi="Consolas" w:eastAsia="Consolas"/>
+                <w:b w:val="0"/>
+                <w:sz w:val="16"/>
+              </w:rPr>
+              <w:t xml:space="preserve"> </w:t>
+            </w:r>
+          </w:p>
+          <w:p>
+            <w:pPr>
+              <w:spacing w:before="0" w:after="0" w:line="240" w:lineRule="auto"/>
+              <w:ind w:left="567" w:hanging="567"/>
+            </w:pPr>
+            <w:r>
+              <w:rPr>
+                <w:rFonts w:ascii="Consolas" w:hAnsi="Consolas" w:eastAsia="Consolas"/>
+                <w:b w:val="0"/>
+                <w:color w:val="5B6875"/>
+                <w:sz w:val="16"/>
+              </w:rPr>
+              <w:t xml:space="preserve">   7  </w:t>
+            </w:r>
+            <w:r>
+              <w:rPr>
+                <w:rFonts w:ascii="Consolas" w:hAnsi="Consolas" w:eastAsia="Consolas"/>
+                <w:b w:val="0"/>
+                <w:sz w:val="16"/>
+              </w:rPr>
+              <w:t># Module constant.</w:t>
+            </w:r>
+          </w:p>
+          <w:p>
+            <w:pPr>
+              <w:spacing w:before="0" w:after="0" w:line="240" w:lineRule="auto"/>
+              <w:ind w:left="567" w:hanging="567"/>
+            </w:pPr>
+            <w:r>
+              <w:rPr>
+                <w:rFonts w:ascii="Consolas" w:hAnsi="Consolas" w:eastAsia="Consolas"/>
+                <w:b w:val="0"/>
+                <w:color w:val="5B6875"/>
+                <w:sz w:val="16"/>
+              </w:rPr>
+              <w:t xml:space="preserve">   8  </w:t>
+            </w:r>
+            <w:r>
+              <w:rPr>
+                <w:rFonts w:ascii="Consolas" w:hAnsi="Consolas" w:eastAsia="Consolas"/>
+                <w:b w:val="0"/>
+                <w:sz w:val="16"/>
+              </w:rPr>
+              <w:t>RESULTS = ...</w:t>
+            </w:r>
+          </w:p>
+          <w:p>
+            <w:pPr>
+              <w:spacing w:before="0" w:after="0" w:line="240" w:lineRule="auto"/>
+              <w:ind w:left="567" w:hanging="567"/>
+            </w:pPr>
+            <w:r>
+              <w:rPr>
+                <w:rFonts w:ascii="Consolas" w:hAnsi="Consolas" w:eastAsia="Consolas"/>
+                <w:b w:val="0"/>
+                <w:color w:val="5B6875"/>
+                <w:sz w:val="16"/>
+              </w:rPr>
+              <w:t xml:space="preserve">   9  </w:t>
+            </w:r>
+            <w:r>
+              <w:rPr>
+                <w:rFonts w:ascii="Consolas" w:hAnsi="Consolas" w:eastAsia="Consolas"/>
+                <w:b w:val="0"/>
+                <w:sz w:val="16"/>
+              </w:rPr>
+              <w:t xml:space="preserve"> </w:t>
+            </w:r>
+          </w:p>
+          <w:p>
+            <w:pPr>
+              <w:spacing w:before="0" w:after="0" w:line="240" w:lineRule="auto"/>
+              <w:ind w:left="567" w:hanging="567"/>
+            </w:pPr>
+            <w:r>
+              <w:rPr>
+                <w:rFonts w:ascii="Consolas" w:hAnsi="Consolas" w:eastAsia="Consolas"/>
+                <w:b w:val="0"/>
+                <w:color w:val="5B6875"/>
+                <w:sz w:val="16"/>
+              </w:rPr>
+              <w:t xml:space="preserve">  10  </w:t>
+            </w:r>
+            <w:r>
+              <w:rPr>
+                <w:rFonts w:ascii="Consolas" w:hAnsi="Consolas" w:eastAsia="Consolas"/>
+                <w:b w:val="0"/>
+                <w:sz w:val="16"/>
+              </w:rPr>
+              <w:t># Problems in a Copilot verification log.</w:t>
+            </w:r>
+          </w:p>
+          <w:p>
+            <w:pPr>
+              <w:spacing w:before="0" w:after="0" w:line="240" w:lineRule="auto"/>
+              <w:ind w:left="567" w:hanging="567"/>
+            </w:pPr>
+            <w:r>
+              <w:rPr>
+                <w:rFonts w:ascii="Consolas" w:hAnsi="Consolas" w:eastAsia="Consolas"/>
+                <w:b w:val="0"/>
+                <w:color w:val="5B6875"/>
+                <w:sz w:val="16"/>
+              </w:rPr>
+              <w:t xml:space="preserve">  11  </w:t>
+            </w:r>
+            <w:r>
+              <w:rPr>
+                <w:rFonts w:ascii="Consolas" w:hAnsi="Consolas" w:eastAsia="Consolas"/>
+                <w:b w:val="0"/>
+                <w:sz w:val="16"/>
+              </w:rPr>
+              <w:t>def log_problems(entries: list[dict[str, str]]) -&gt; list[str]: ...</w:t>
+            </w:r>
+          </w:p>
+        </w:tc>
+      </w:tr>
+    </w:tbl>
+    <w:p/>
     <w:p>
       <w:r>
         <w:rPr>
